--- a/experiments/report_machine/office/output/杰瑞股份/20260729_杰瑞股份_midday.docx
+++ b/experiments/report_machine/office/output/杰瑞股份/20260729_杰瑞股份_midday.docx
@@ -49,7 +49,7 @@
         <w:rPr>
           <w:rFonts w:ascii="Microsoft YaHei" w:hAnsi="Microsoft YaHei"/>
         </w:rPr>
-        <w:t xml:space="preserve">今日全市场情绪偏暖，上涨家数 </w:t>
+        <w:t>今日全市场情绪高涨，</w:t>
       </w:r>
       <w:r>
         <w:rPr>
@@ -57,13 +57,13 @@
           <w:b/>
           <w:color w:val="1A1A1A"/>
         </w:rPr>
-        <w:t>3407家</w:t>
+        <w:t>上涨占比达83%</w:t>
       </w:r>
       <w:r>
         <w:rPr>
           <w:rFonts w:ascii="Microsoft YaHei" w:hAnsi="Microsoft YaHei"/>
         </w:rPr>
-        <w:t xml:space="preserve">，下跌 </w:t>
+        <w:t xml:space="preserve">，成交额 </w:t>
       </w:r>
       <w:r>
         <w:rPr>
@@ -71,13 +71,13 @@
           <w:b/>
           <w:color w:val="1A1A1A"/>
         </w:rPr>
-        <w:t>2025家</w:t>
+        <w:t>2.06万亿</w:t>
       </w:r>
       <w:r>
         <w:rPr>
           <w:rFonts w:ascii="Microsoft YaHei" w:hAnsi="Microsoft YaHei"/>
         </w:rPr>
-        <w:t xml:space="preserve">，涨停57家，市场热度评分 </w:t>
+        <w:t xml:space="preserve">（较前日放量 </w:t>
       </w:r>
       <w:r>
         <w:rPr>
@@ -85,13 +85,13 @@
           <w:b/>
           <w:color w:val="1A1A1A"/>
         </w:rPr>
-        <w:t>56（高）</w:t>
+        <w:t>+2960亿</w:t>
       </w:r>
       <w:r>
         <w:rPr>
           <w:rFonts w:ascii="Microsoft YaHei" w:hAnsi="Microsoft YaHei"/>
         </w:rPr>
-        <w:t xml:space="preserve">，赚钱效应 </w:t>
+        <w:t xml:space="preserve">），涨停梯队中一板66只，市场赚钱效应为 </w:t>
       </w:r>
       <w:r>
         <w:rPr>
@@ -99,55 +99,13 @@
           <w:b/>
           <w:color w:val="1A1A1A"/>
         </w:rPr>
-        <w:t>46%</w:t>
+        <w:t>51%</w:t>
       </w:r>
       <w:r>
         <w:rPr>
           <w:rFonts w:ascii="Microsoft YaHei" w:hAnsi="Microsoft YaHei"/>
         </w:rPr>
-        <w:t xml:space="preserve">。沪深300样本股板块整体上涨 </w:t>
-      </w:r>
-      <w:r>
-        <w:rPr>
-          <w:rFonts w:ascii="Microsoft YaHei" w:hAnsi="Microsoft YaHei"/>
-          <w:b/>
-          <w:color w:val="1A1A1A"/>
-        </w:rPr>
-        <w:t>+1.57%</w:t>
-      </w:r>
-      <w:r>
-        <w:rPr>
-          <w:rFonts w:ascii="Microsoft YaHei" w:hAnsi="Microsoft YaHei"/>
-        </w:rPr>
-        <w:t xml:space="preserve">，能源(A股)板块涨幅 </w:t>
-      </w:r>
-      <w:r>
-        <w:rPr>
-          <w:rFonts w:ascii="Microsoft YaHei" w:hAnsi="Microsoft YaHei"/>
-          <w:b/>
-          <w:color w:val="1A1A1A"/>
-        </w:rPr>
-        <w:t>+2.62%</w:t>
-      </w:r>
-      <w:r>
-        <w:rPr>
-          <w:rFonts w:ascii="Microsoft YaHei" w:hAnsi="Microsoft YaHei"/>
-        </w:rPr>
-        <w:t xml:space="preserve">，页岩气概念板块上涨 </w:t>
-      </w:r>
-      <w:r>
-        <w:rPr>
-          <w:rFonts w:ascii="Microsoft YaHei" w:hAnsi="Microsoft YaHei"/>
-          <w:b/>
-          <w:color w:val="1A1A1A"/>
-        </w:rPr>
-        <w:t>+0.99%</w:t>
-      </w:r>
-      <w:r>
-        <w:rPr>
-          <w:rFonts w:ascii="Microsoft YaHei" w:hAnsi="Microsoft YaHei"/>
-        </w:rPr>
-        <w:t>。然而，杰瑞股份走出独立于板块的下跌行情，引发市场关注。</w:t>
+        <w:t>。然而，杰瑞股份今日表现与大盘严重背离——在大盘普涨格局下逆势下挫，展现出明显的独立弱势特征。</w:t>
       </w:r>
     </w:p>
     <w:p>
@@ -172,7 +130,21 @@
           <w:color w:val="1A1A1A"/>
           <w:sz w:val="28"/>
         </w:rPr>
-        <w:t>个股分析：收盘数据</w:t>
+        <w:t>个股分析</w:t>
+      </w:r>
+    </w:p>
+    <w:p>
+      <w:pPr>
+        <w:spacing w:before="280" w:after="80" w:line="312" w:lineRule="auto"/>
+      </w:pPr>
+      <w:r>
+        <w:rPr>
+          <w:rFonts w:ascii="Microsoft YaHei" w:hAnsi="Microsoft YaHei"/>
+          <w:b/>
+          <w:color w:val="333333"/>
+          <w:sz w:val="24"/>
+        </w:rPr>
+        <w:t>收盘数据</w:t>
       </w:r>
     </w:p>
     <w:tbl>
@@ -205,7 +177,7 @@
                 <w:color w:val="1A1A1A"/>
                 <w:sz w:val="18"/>
               </w:rPr>
-              <w:t>指标</w:t>
+              <w:t>项目</w:t>
             </w:r>
           </w:p>
         </w:tc>
@@ -226,7 +198,7 @@
                 <w:color w:val="1A1A1A"/>
                 <w:sz w:val="18"/>
               </w:rPr>
-              <w:t>数据</w:t>
+              <w:t>数值</w:t>
             </w:r>
           </w:p>
         </w:tc>
@@ -344,7 +316,23 @@
                 <w:rFonts w:ascii="Microsoft YaHei" w:hAnsi="Microsoft YaHei"/>
                 <w:sz w:val="18"/>
               </w:rPr>
-              <w:t>120.00元</w:t>
+              <w:t xml:space="preserve">120.00元（高开 </w:t>
+            </w:r>
+            <w:r>
+              <w:rPr>
+                <w:rFonts w:ascii="Microsoft YaHei" w:hAnsi="Microsoft YaHei"/>
+                <w:b/>
+                <w:color w:val="1A1A1A"/>
+                <w:sz w:val="18"/>
+              </w:rPr>
+              <w:t>+2.17%</w:t>
+            </w:r>
+            <w:r>
+              <w:rPr>
+                <w:rFonts w:ascii="Microsoft YaHei" w:hAnsi="Microsoft YaHei"/>
+                <w:sz w:val="18"/>
+              </w:rPr>
+              <w:t>）</w:t>
             </w:r>
           </w:p>
         </w:tc>
@@ -365,7 +353,7 @@
                 <w:rFonts w:ascii="Microsoft YaHei" w:hAnsi="Microsoft YaHei"/>
                 <w:sz w:val="18"/>
               </w:rPr>
-              <w:t>最高/最低</w:t>
+              <w:t>最高</w:t>
             </w:r>
           </w:p>
         </w:tc>
@@ -384,7 +372,7 @@
                 <w:rFonts w:ascii="Microsoft YaHei" w:hAnsi="Microsoft YaHei"/>
                 <w:sz w:val="18"/>
               </w:rPr>
-              <w:t>120.98 / 110.25</w:t>
+              <w:t>120.98元</w:t>
             </w:r>
           </w:p>
         </w:tc>
@@ -404,7 +392,7 @@
                 <w:rFonts w:ascii="Microsoft YaHei" w:hAnsi="Microsoft YaHei"/>
                 <w:sz w:val="18"/>
               </w:rPr>
-              <w:t>涨跌幅</w:t>
+              <w:t>最低</w:t>
             </w:r>
           </w:p>
         </w:tc>
@@ -424,7 +412,7 @@
                 <w:color w:val="1A1A1A"/>
                 <w:sz w:val="18"/>
               </w:rPr>
-              <w:t>-2.28%</w:t>
+              <w:t>110.25元</w:t>
             </w:r>
           </w:p>
         </w:tc>
@@ -445,7 +433,7 @@
                 <w:rFonts w:ascii="Microsoft YaHei" w:hAnsi="Microsoft YaHei"/>
                 <w:sz w:val="18"/>
               </w:rPr>
-              <w:t>振幅</w:t>
+              <w:t>涨跌幅</w:t>
             </w:r>
           </w:p>
         </w:tc>
@@ -466,7 +454,7 @@
                 <w:color w:val="1A1A1A"/>
                 <w:sz w:val="18"/>
               </w:rPr>
-              <w:t>9.14%</w:t>
+              <w:t>-2.28%</w:t>
             </w:r>
           </w:p>
         </w:tc>
@@ -555,7 +543,7 @@
                 <w:rFonts w:ascii="Microsoft YaHei" w:hAnsi="Microsoft YaHei"/>
                 <w:sz w:val="18"/>
               </w:rPr>
-              <w:t xml:space="preserve">（较昨日3.55%放量 </w:t>
+              <w:t xml:space="preserve">（较上日3.55%放量 </w:t>
             </w:r>
             <w:r>
               <w:rPr>
@@ -564,7 +552,7 @@
                 <w:color w:val="1A1A1A"/>
                 <w:sz w:val="18"/>
               </w:rPr>
-              <w:t>1.09倍</w:t>
+              <w:t>+9%</w:t>
             </w:r>
             <w:r>
               <w:rPr>
@@ -591,7 +579,7 @@
                 <w:rFonts w:ascii="Microsoft YaHei" w:hAnsi="Microsoft YaHei"/>
                 <w:sz w:val="18"/>
               </w:rPr>
-              <w:t>量比</w:t>
+              <w:t>振幅</w:t>
             </w:r>
           </w:p>
         </w:tc>
@@ -611,7 +599,7 @@
                 <w:color w:val="1A1A1A"/>
                 <w:sz w:val="18"/>
               </w:rPr>
-              <w:t>1.22</w:t>
+              <w:t>9.14%</w:t>
             </w:r>
           </w:p>
         </w:tc>
@@ -632,7 +620,7 @@
                 <w:rFonts w:ascii="Microsoft YaHei" w:hAnsi="Microsoft YaHei"/>
                 <w:sz w:val="18"/>
               </w:rPr>
-              <w:t>动态PE</w:t>
+              <w:t>量比</w:t>
             </w:r>
           </w:p>
         </w:tc>
@@ -640,6 +628,53 @@
           <w:tcPr>
             <w:tcW w:type="dxa" w:w="4533"/>
             <w:shd w:fill="F8F9FA" w:val="clear"/>
+          </w:tcPr>
+          <w:p>
+            <w:pPr>
+              <w:spacing w:before="40" w:after="40" w:line="288" w:lineRule="auto"/>
+            </w:pPr>
+            <w:r/>
+            <w:r>
+              <w:rPr>
+                <w:rFonts w:ascii="Microsoft YaHei" w:hAnsi="Microsoft YaHei"/>
+                <w:b/>
+                <w:color w:val="1A1A1A"/>
+                <w:sz w:val="18"/>
+              </w:rPr>
+              <w:t>1.22</w:t>
+            </w:r>
+            <w:r>
+              <w:rPr>
+                <w:rFonts w:ascii="Microsoft YaHei" w:hAnsi="Microsoft YaHei"/>
+                <w:sz w:val="18"/>
+              </w:rPr>
+              <w:t>（交投活跃）</w:t>
+            </w:r>
+          </w:p>
+        </w:tc>
+      </w:tr>
+      <w:tr>
+        <w:tc>
+          <w:tcPr>
+            <w:tcW w:type="dxa" w:w="4533"/>
+          </w:tcPr>
+          <w:p>
+            <w:pPr>
+              <w:spacing w:before="40" w:after="40" w:line="288" w:lineRule="auto"/>
+            </w:pPr>
+            <w:r/>
+            <w:r>
+              <w:rPr>
+                <w:rFonts w:ascii="Microsoft YaHei" w:hAnsi="Microsoft YaHei"/>
+                <w:sz w:val="18"/>
+              </w:rPr>
+              <w:t>动态市盈率</w:t>
+            </w:r>
+          </w:p>
+        </w:tc>
+        <w:tc>
+          <w:tcPr>
+            <w:tcW w:type="dxa" w:w="4533"/>
           </w:tcPr>
           <w:p>
             <w:pPr>
@@ -660,6 +695,7 @@
         <w:tc>
           <w:tcPr>
             <w:tcW w:type="dxa" w:w="4533"/>
+            <w:shd w:fill="F8F9FA" w:val="clear"/>
           </w:tcPr>
           <w:p>
             <w:pPr>
@@ -671,13 +707,14 @@
                 <w:rFonts w:ascii="Microsoft YaHei" w:hAnsi="Microsoft YaHei"/>
                 <w:sz w:val="18"/>
               </w:rPr>
-              <w:t>PB</w:t>
+              <w:t>市净率</w:t>
             </w:r>
           </w:p>
         </w:tc>
         <w:tc>
           <w:tcPr>
             <w:tcW w:type="dxa" w:w="4533"/>
+            <w:shd w:fill="F8F9FA" w:val="clear"/>
           </w:tcPr>
           <w:p>
             <w:pPr>
@@ -698,7 +735,6 @@
         <w:tc>
           <w:tcPr>
             <w:tcW w:type="dxa" w:w="4533"/>
-            <w:shd w:fill="F8F9FA" w:val="clear"/>
           </w:tcPr>
           <w:p>
             <w:pPr>
@@ -717,7 +753,6 @@
         <w:tc>
           <w:tcPr>
             <w:tcW w:type="dxa" w:w="4533"/>
-            <w:shd w:fill="F8F9FA" w:val="clear"/>
           </w:tcPr>
           <w:p>
             <w:pPr>
@@ -729,7 +764,7 @@
                 <w:rFonts w:ascii="Microsoft YaHei" w:hAnsi="Microsoft YaHei"/>
                 <w:sz w:val="18"/>
               </w:rPr>
-              <w:t>1,175.08亿元</w:t>
+              <w:t>1175.08亿元</w:t>
             </w:r>
           </w:p>
         </w:tc>
@@ -743,24 +778,43 @@
           <w:b/>
           <w:color w:val="1A1A1A"/>
         </w:rPr>
-        <w:t>关键观察</w:t>
+        <w:t>关键解读：</w:t>
+      </w:r>
+    </w:p>
+    <w:p>
+      <w:r>
+        <w:rPr>
+          <w:rFonts w:ascii="Microsoft YaHei" w:hAnsi="Microsoft YaHei"/>
+        </w:rPr>
+        <w:t xml:space="preserve">今日杰瑞股份走出"高开低走"态势——开盘 </w:t>
+      </w:r>
+      <w:r>
+        <w:rPr>
+          <w:rFonts w:ascii="Microsoft YaHei" w:hAnsi="Microsoft YaHei"/>
+          <w:b/>
+          <w:color w:val="1A1A1A"/>
+        </w:rPr>
+        <w:t>120.00元</w:t>
       </w:r>
       <w:r>
         <w:rPr>
           <w:rFonts w:ascii="Microsoft YaHei" w:hAnsi="Microsoft YaHei"/>
         </w:rPr>
-        <w:t>：</w:t>
+        <w:t xml:space="preserve">（+2.17%）短暂冲高至 </w:t>
       </w:r>
-    </w:p>
-    <w:p>
-      <w:pPr>
-        <w:pStyle w:val="ListBullet"/>
-      </w:pPr>
+      <w:r>
+        <w:rPr>
+          <w:rFonts w:ascii="Microsoft YaHei" w:hAnsi="Microsoft YaHei"/>
+          <w:b/>
+          <w:color w:val="1A1A1A"/>
+        </w:rPr>
+        <w:t>120.98元</w:t>
+      </w:r>
       <w:r>
         <w:rPr>
           <w:rFonts w:ascii="Microsoft YaHei" w:hAnsi="Microsoft YaHei"/>
         </w:rPr>
-        <w:t xml:space="preserve">股价大幅低开（开盘120.00元低于昨收117.45元），盘中最低探至 </w:t>
+        <w:t xml:space="preserve"> 后快速跳水，盘中最低探至 </w:t>
       </w:r>
       <w:r>
         <w:rPr>
@@ -774,32 +828,7 @@
         <w:rPr>
           <w:rFonts w:ascii="Microsoft YaHei" w:hAnsi="Microsoft YaHei"/>
         </w:rPr>
-        <w:t xml:space="preserve">，最大跌幅一度超过 </w:t>
-      </w:r>
-      <w:r>
-        <w:rPr>
-          <w:rFonts w:ascii="Microsoft YaHei" w:hAnsi="Microsoft YaHei"/>
-          <w:b/>
-          <w:color w:val="1A1A1A"/>
-        </w:rPr>
-        <w:t>6%</w:t>
-      </w:r>
-      <w:r>
-        <w:rPr>
-          <w:rFonts w:ascii="Microsoft YaHei" w:hAnsi="Microsoft YaHei"/>
-        </w:rPr>
-        <w:t>，随后有所回升，午盘收于114.77元</w:t>
-      </w:r>
-    </w:p>
-    <w:p>
-      <w:pPr>
-        <w:pStyle w:val="ListBullet"/>
-      </w:pPr>
-      <w:r>
-        <w:rPr>
-          <w:rFonts w:ascii="Microsoft YaHei" w:hAnsi="Microsoft YaHei"/>
-        </w:rPr>
-        <w:t xml:space="preserve">振幅 </w:t>
+        <w:t xml:space="preserve">，振幅高达 </w:t>
       </w:r>
       <w:r>
         <w:rPr>
@@ -813,13 +842,38 @@
         <w:rPr>
           <w:rFonts w:ascii="Microsoft YaHei" w:hAnsi="Microsoft YaHei"/>
         </w:rPr>
-        <w:t xml:space="preserve"> 为近期罕见，多空博弈极为激烈</w:t>
+        <w:t xml:space="preserve">，最终收于 </w:t>
+      </w:r>
+      <w:r>
+        <w:rPr>
+          <w:rFonts w:ascii="Microsoft YaHei" w:hAnsi="Microsoft YaHei"/>
+          <w:b/>
+          <w:color w:val="1A1A1A"/>
+        </w:rPr>
+        <w:t>114.77元</w:t>
+      </w:r>
+      <w:r>
+        <w:rPr>
+          <w:rFonts w:ascii="Microsoft YaHei" w:hAnsi="Microsoft YaHei"/>
+        </w:rPr>
+        <w:t xml:space="preserve">，跌幅 </w:t>
+      </w:r>
+      <w:r>
+        <w:rPr>
+          <w:rFonts w:ascii="Microsoft YaHei" w:hAnsi="Microsoft YaHei"/>
+          <w:b/>
+          <w:color w:val="1A1A1A"/>
+        </w:rPr>
+        <w:t>-2.28%</w:t>
+      </w:r>
+      <w:r>
+        <w:rPr>
+          <w:rFonts w:ascii="Microsoft YaHei" w:hAnsi="Microsoft YaHei"/>
+        </w:rPr>
+        <w:t>。开盘价即为全天次高价，冲高回落的形态意味着早盘追高的资金悉数被套。</w:t>
       </w:r>
     </w:p>
     <w:p>
-      <w:pPr>
-        <w:pStyle w:val="ListBullet"/>
-      </w:pPr>
       <w:r>
         <w:rPr>
           <w:rFonts w:ascii="Microsoft YaHei" w:hAnsi="Microsoft YaHei"/>
@@ -852,7 +906,141 @@
         <w:rPr>
           <w:rFonts w:ascii="Microsoft YaHei" w:hAnsi="Microsoft YaHei"/>
         </w:rPr>
-        <w:t xml:space="preserve"> 较昨日放量，说明伴随大跌有大量筹码换手</w:t>
+        <w:t xml:space="preserve">，较上日放量约 </w:t>
+      </w:r>
+      <w:r>
+        <w:rPr>
+          <w:rFonts w:ascii="Microsoft YaHei" w:hAnsi="Microsoft YaHei"/>
+          <w:b/>
+          <w:color w:val="1A1A1A"/>
+        </w:rPr>
+        <w:t>9%</w:t>
+      </w:r>
+      <w:r>
+        <w:rPr>
+          <w:rFonts w:ascii="Microsoft YaHei" w:hAnsi="Microsoft YaHei"/>
+        </w:rPr>
+        <w:t xml:space="preserve">，量比 </w:t>
+      </w:r>
+      <w:r>
+        <w:rPr>
+          <w:rFonts w:ascii="Microsoft YaHei" w:hAnsi="Microsoft YaHei"/>
+          <w:b/>
+          <w:color w:val="1A1A1A"/>
+        </w:rPr>
+        <w:t>1.22</w:t>
+      </w:r>
+      <w:r>
+        <w:rPr>
+          <w:rFonts w:ascii="Microsoft YaHei" w:hAnsi="Microsoft YaHei"/>
+        </w:rPr>
+        <w:t xml:space="preserve">，显示今日抛压显著增加。外盘 </w:t>
+      </w:r>
+      <w:r>
+        <w:rPr>
+          <w:rFonts w:ascii="Microsoft YaHei" w:hAnsi="Microsoft YaHei"/>
+          <w:b/>
+          <w:color w:val="1A1A1A"/>
+        </w:rPr>
+        <w:t>14.43万手</w:t>
+      </w:r>
+      <w:r>
+        <w:rPr>
+          <w:rFonts w:ascii="Microsoft YaHei" w:hAnsi="Microsoft YaHei"/>
+        </w:rPr>
+        <w:t xml:space="preserve"> 略高于内盘 </w:t>
+      </w:r>
+      <w:r>
+        <w:rPr>
+          <w:rFonts w:ascii="Microsoft YaHei" w:hAnsi="Microsoft YaHei"/>
+          <w:b/>
+          <w:color w:val="1A1A1A"/>
+        </w:rPr>
+        <w:t>12.30万手</w:t>
+      </w:r>
+      <w:r>
+        <w:rPr>
+          <w:rFonts w:ascii="Microsoft YaHei" w:hAnsi="Microsoft YaHei"/>
+        </w:rPr>
+        <w:t>，但在价格下跌背景下，外盘大于内盘说明主动性买盘仍在承接，但空方力量更占上风。</w:t>
+      </w:r>
+    </w:p>
+    <w:p>
+      <w:pPr>
+        <w:spacing w:before="280" w:after="80" w:line="312" w:lineRule="auto"/>
+      </w:pPr>
+      <w:r>
+        <w:rPr>
+          <w:rFonts w:ascii="Microsoft YaHei" w:hAnsi="Microsoft YaHei"/>
+          <w:b/>
+          <w:color w:val="333333"/>
+          <w:sz w:val="24"/>
+        </w:rPr>
+        <w:t>估值水平</w:t>
+      </w:r>
+    </w:p>
+    <w:p>
+      <w:r>
+        <w:rPr>
+          <w:rFonts w:ascii="Microsoft YaHei" w:hAnsi="Microsoft YaHei"/>
+        </w:rPr>
+        <w:t xml:space="preserve">动态市盈率 </w:t>
+      </w:r>
+      <w:r>
+        <w:rPr>
+          <w:rFonts w:ascii="Microsoft YaHei" w:hAnsi="Microsoft YaHei"/>
+          <w:b/>
+          <w:color w:val="1A1A1A"/>
+        </w:rPr>
+        <w:t>49.94倍</w:t>
+      </w:r>
+      <w:r>
+        <w:rPr>
+          <w:rFonts w:ascii="Microsoft YaHei" w:hAnsi="Microsoft YaHei"/>
+        </w:rPr>
+        <w:t xml:space="preserve">，市净率 </w:t>
+      </w:r>
+      <w:r>
+        <w:rPr>
+          <w:rFonts w:ascii="Microsoft YaHei" w:hAnsi="Microsoft YaHei"/>
+          <w:b/>
+          <w:color w:val="1A1A1A"/>
+        </w:rPr>
+        <w:t>5.16倍</w:t>
+      </w:r>
+      <w:r>
+        <w:rPr>
+          <w:rFonts w:ascii="Microsoft YaHei" w:hAnsi="Microsoft YaHei"/>
+        </w:rPr>
+        <w:t xml:space="preserve">，估值处于历史较高分位。前一日融资余额 </w:t>
+      </w:r>
+      <w:r>
+        <w:rPr>
+          <w:rFonts w:ascii="Microsoft YaHei" w:hAnsi="Microsoft YaHei"/>
+          <w:b/>
+          <w:color w:val="1A1A1A"/>
+        </w:rPr>
+        <w:t>8.58亿</w:t>
+      </w:r>
+      <w:r>
+        <w:rPr>
+          <w:rFonts w:ascii="Microsoft YaHei" w:hAnsi="Microsoft YaHei"/>
+        </w:rPr>
+        <w:t xml:space="preserve"> 大幅缩水 </w:t>
+      </w:r>
+      <w:r>
+        <w:rPr>
+          <w:rFonts w:ascii="Microsoft YaHei" w:hAnsi="Microsoft YaHei"/>
+          <w:b/>
+          <w:color w:val="1A1A1A"/>
+        </w:rPr>
+        <w:t>-22.63%</w:t>
+      </w:r>
+      <w:r>
+        <w:rPr>
+          <w:rFonts w:ascii="Microsoft YaHei" w:hAnsi="Microsoft YaHei"/>
+        </w:rPr>
+        <w:t>，融资客撤退明显，对短期股价形成压制。</w:t>
       </w:r>
     </w:p>
     <w:p>
@@ -891,7 +1079,7 @@
           <w:color w:val="333333"/>
           <w:sz w:val="24"/>
         </w:rPr>
-        <w:t>今日盘中资金流向（逐分钟统计）</w:t>
+        <w:t>今日资金流向（逐分钟统计）</w:t>
       </w:r>
     </w:p>
     <w:tbl>
@@ -985,7 +1173,7 @@
                 <w:color w:val="1A1A1A"/>
                 <w:sz w:val="18"/>
               </w:rPr>
-              <w:t>净流入 1.94亿元</w:t>
+              <w:t>净流入 3.44亿元</w:t>
             </w:r>
           </w:p>
         </w:tc>
@@ -1006,7 +1194,7 @@
                 <w:rFonts w:ascii="Microsoft YaHei" w:hAnsi="Microsoft YaHei"/>
                 <w:sz w:val="18"/>
               </w:rPr>
-              <w:t>资金流入分钟数 / 流出分钟数</w:t>
+              <w:t>资金流入分钟数</w:t>
             </w:r>
           </w:p>
         </w:tc>
@@ -1025,7 +1213,7 @@
                 <w:rFonts w:ascii="Microsoft YaHei" w:hAnsi="Microsoft YaHei"/>
                 <w:sz w:val="18"/>
               </w:rPr>
-              <w:t>67分钟 / 46分钟</w:t>
+              <w:t>128分钟</w:t>
             </w:r>
           </w:p>
         </w:tc>
@@ -1045,7 +1233,7 @@
                 <w:rFonts w:ascii="Microsoft YaHei" w:hAnsi="Microsoft YaHei"/>
                 <w:sz w:val="18"/>
               </w:rPr>
-              <w:t>最大单分钟流入</w:t>
+              <w:t>资金流出分钟数</w:t>
             </w:r>
           </w:p>
         </w:tc>
@@ -1061,11 +1249,9 @@
             <w:r>
               <w:rPr>
                 <w:rFonts w:ascii="Microsoft YaHei" w:hAnsi="Microsoft YaHei"/>
-                <w:b/>
-                <w:color w:val="1A1A1A"/>
                 <w:sz w:val="18"/>
               </w:rPr>
-              <w:t>4,943.3万元</w:t>
+              <w:t>79分钟</w:t>
             </w:r>
           </w:p>
         </w:tc>
@@ -1086,7 +1272,7 @@
                 <w:rFonts w:ascii="Microsoft YaHei" w:hAnsi="Microsoft YaHei"/>
                 <w:sz w:val="18"/>
               </w:rPr>
-              <w:t>最大单分钟流出</w:t>
+              <w:t>最大单分钟流入</w:t>
             </w:r>
           </w:p>
         </w:tc>
@@ -1105,13 +1291,97 @@
                 <w:rFonts w:ascii="Microsoft YaHei" w:hAnsi="Microsoft YaHei"/>
                 <w:sz w:val="18"/>
               </w:rPr>
-              <w:t>1,480.0万元</w:t>
+              <w:t>4943.3万元</w:t>
+            </w:r>
+          </w:p>
+        </w:tc>
+      </w:tr>
+      <w:tr>
+        <w:tc>
+          <w:tcPr>
+            <w:tcW w:type="dxa" w:w="4533"/>
+          </w:tcPr>
+          <w:p>
+            <w:pPr>
+              <w:spacing w:before="40" w:after="40" w:line="288" w:lineRule="auto"/>
+            </w:pPr>
+            <w:r/>
+            <w:r>
+              <w:rPr>
+                <w:rFonts w:ascii="Microsoft YaHei" w:hAnsi="Microsoft YaHei"/>
+                <w:sz w:val="18"/>
+              </w:rPr>
+              <w:t>最大单分钟流出</w:t>
+            </w:r>
+          </w:p>
+        </w:tc>
+        <w:tc>
+          <w:tcPr>
+            <w:tcW w:type="dxa" w:w="4533"/>
+          </w:tcPr>
+          <w:p>
+            <w:pPr>
+              <w:spacing w:before="40" w:after="40" w:line="288" w:lineRule="auto"/>
+            </w:pPr>
+            <w:r/>
+            <w:r>
+              <w:rPr>
+                <w:rFonts w:ascii="Microsoft YaHei" w:hAnsi="Microsoft YaHei"/>
+                <w:sz w:val="18"/>
+              </w:rPr>
+              <w:t>1480.0万元</w:t>
             </w:r>
           </w:p>
         </w:tc>
       </w:tr>
     </w:tbl>
     <w:p/>
+    <w:p>
+      <w:r>
+        <w:rPr>
+          <w:rFonts w:ascii="Microsoft YaHei" w:hAnsi="Microsoft YaHei"/>
+          <w:b/>
+          <w:color w:val="1A1A1A"/>
+        </w:rPr>
+        <w:t>资金面分析：</w:t>
+      </w:r>
+    </w:p>
+    <w:p>
+      <w:r>
+        <w:rPr>
+          <w:rFonts w:ascii="Microsoft YaHei" w:hAnsi="Microsoft YaHei"/>
+        </w:rPr>
+        <w:t xml:space="preserve">尽管股价下跌 </w:t>
+      </w:r>
+      <w:r>
+        <w:rPr>
+          <w:rFonts w:ascii="Microsoft YaHei" w:hAnsi="Microsoft YaHei"/>
+          <w:b/>
+          <w:color w:val="1A1A1A"/>
+        </w:rPr>
+        <w:t>-2.28%</w:t>
+      </w:r>
+      <w:r>
+        <w:rPr>
+          <w:rFonts w:ascii="Microsoft YaHei" w:hAnsi="Microsoft YaHei"/>
+        </w:rPr>
+        <w:t xml:space="preserve">，但今日资金呈 </w:t>
+      </w:r>
+      <w:r>
+        <w:rPr>
+          <w:rFonts w:ascii="Microsoft YaHei" w:hAnsi="Microsoft YaHei"/>
+          <w:b/>
+          <w:color w:val="1A1A1A"/>
+        </w:rPr>
+        <w:t>净流入 3.44亿元</w:t>
+      </w:r>
+      <w:r>
+        <w:rPr>
+          <w:rFonts w:ascii="Microsoft YaHei" w:hAnsi="Microsoft YaHei"/>
+        </w:rPr>
+        <w:t xml:space="preserve"> 状态，资金流入时长（128分钟）显著多于流出时长（79分钟），且最大单分钟流入（4943万）远超最大单分钟流出（1480万）。这一"价跌量增、资金净流入"的背离信号值得关注——或有资金在下跌过程中低位承接。</w:t>
+      </w:r>
+    </w:p>
     <w:p>
       <w:pPr>
         <w:spacing w:before="280" w:after="80" w:line="312" w:lineRule="auto"/>
@@ -1123,7 +1393,7 @@
           <w:color w:val="333333"/>
           <w:sz w:val="24"/>
         </w:rPr>
-        <w:t>上一个交易日资金细分</w:t>
+        <w:t>上日资金细分（元）</w:t>
       </w:r>
     </w:p>
     <w:tbl>
@@ -1135,13 +1405,15 @@
         <w:tblLook w:firstColumn="1" w:firstRow="1" w:lastColumn="0" w:lastRow="0" w:noHBand="0" w:noVBand="1" w:val="04A0"/>
       </w:tblPr>
       <w:tblGrid>
-        <w:gridCol w:w="4533"/>
-        <w:gridCol w:w="4533"/>
+        <w:gridCol w:w="2266"/>
+        <w:gridCol w:w="2266"/>
+        <w:gridCol w:w="2266"/>
+        <w:gridCol w:w="2266"/>
       </w:tblGrid>
       <w:tr>
         <w:tc>
           <w:tcPr>
-            <w:tcW w:type="dxa" w:w="4533"/>
+            <w:tcW w:type="dxa" w:w="2266"/>
             <w:shd w:fill="F6F8FA" w:val="clear"/>
           </w:tcPr>
           <w:p>
@@ -1162,7 +1434,7 @@
         </w:tc>
         <w:tc>
           <w:tcPr>
-            <w:tcW w:type="dxa" w:w="4533"/>
+            <w:tcW w:type="dxa" w:w="2266"/>
             <w:shd w:fill="F6F8FA" w:val="clear"/>
           </w:tcPr>
           <w:p>
@@ -1181,29 +1453,10 @@
             </w:r>
           </w:p>
         </w:tc>
-      </w:tr>
-      <w:tr>
         <w:tc>
           <w:tcPr>
-            <w:tcW w:type="dxa" w:w="4533"/>
-          </w:tcPr>
-          <w:p>
-            <w:pPr>
-              <w:spacing w:before="40" w:after="40" w:line="288" w:lineRule="auto"/>
-            </w:pPr>
-            <w:r/>
-            <w:r>
-              <w:rPr>
-                <w:rFonts w:ascii="Microsoft YaHei" w:hAnsi="Microsoft YaHei"/>
-                <w:sz w:val="18"/>
-              </w:rPr>
-              <w:t>大单净额</w:t>
-            </w:r>
-          </w:p>
-        </w:tc>
-        <w:tc>
-          <w:tcPr>
-            <w:tcW w:type="dxa" w:w="4533"/>
+            <w:tcW w:type="dxa" w:w="2266"/>
+            <w:shd w:fill="F6F8FA" w:val="clear"/>
           </w:tcPr>
           <w:p>
             <w:pPr>
@@ -1217,7 +1470,28 @@
                 <w:color w:val="1A1A1A"/>
                 <w:sz w:val="18"/>
               </w:rPr>
-              <w:t>+4,132.8万元</w:t>
+              <w:t>买入</w:t>
+            </w:r>
+          </w:p>
+        </w:tc>
+        <w:tc>
+          <w:tcPr>
+            <w:tcW w:type="dxa" w:w="2266"/>
+            <w:shd w:fill="F6F8FA" w:val="clear"/>
+          </w:tcPr>
+          <w:p>
+            <w:pPr>
+              <w:spacing w:before="40" w:after="40" w:line="288" w:lineRule="auto"/>
+            </w:pPr>
+            <w:r/>
+            <w:r>
+              <w:rPr>
+                <w:rFonts w:ascii="Microsoft YaHei" w:hAnsi="Microsoft YaHei"/>
+                <w:b/>
+                <w:color w:val="1A1A1A"/>
+                <w:sz w:val="18"/>
+              </w:rPr>
+              <w:t>卖出</w:t>
             </w:r>
           </w:p>
         </w:tc>
@@ -1225,7 +1499,83 @@
       <w:tr>
         <w:tc>
           <w:tcPr>
-            <w:tcW w:type="dxa" w:w="4533"/>
+            <w:tcW w:type="dxa" w:w="2266"/>
+          </w:tcPr>
+          <w:p>
+            <w:pPr>
+              <w:spacing w:before="40" w:after="40" w:line="288" w:lineRule="auto"/>
+            </w:pPr>
+            <w:r/>
+            <w:r>
+              <w:rPr>
+                <w:rFonts w:ascii="Microsoft YaHei" w:hAnsi="Microsoft YaHei"/>
+                <w:sz w:val="18"/>
+              </w:rPr>
+              <w:t>大单</w:t>
+            </w:r>
+          </w:p>
+        </w:tc>
+        <w:tc>
+          <w:tcPr>
+            <w:tcW w:type="dxa" w:w="2266"/>
+          </w:tcPr>
+          <w:p>
+            <w:pPr>
+              <w:spacing w:before="40" w:after="40" w:line="288" w:lineRule="auto"/>
+            </w:pPr>
+            <w:r/>
+            <w:r>
+              <w:rPr>
+                <w:rFonts w:ascii="Microsoft YaHei" w:hAnsi="Microsoft YaHei"/>
+                <w:b/>
+                <w:color w:val="1A1A1A"/>
+                <w:sz w:val="18"/>
+              </w:rPr>
+              <w:t>+3357万</w:t>
+            </w:r>
+          </w:p>
+        </w:tc>
+        <w:tc>
+          <w:tcPr>
+            <w:tcW w:type="dxa" w:w="2266"/>
+          </w:tcPr>
+          <w:p>
+            <w:pPr>
+              <w:spacing w:before="40" w:after="40" w:line="288" w:lineRule="auto"/>
+            </w:pPr>
+            <w:r/>
+            <w:r>
+              <w:rPr>
+                <w:rFonts w:ascii="Microsoft YaHei" w:hAnsi="Microsoft YaHei"/>
+                <w:sz w:val="18"/>
+              </w:rPr>
+              <w:t>9987万</w:t>
+            </w:r>
+          </w:p>
+        </w:tc>
+        <w:tc>
+          <w:tcPr>
+            <w:tcW w:type="dxa" w:w="2266"/>
+          </w:tcPr>
+          <w:p>
+            <w:pPr>
+              <w:spacing w:before="40" w:after="40" w:line="288" w:lineRule="auto"/>
+            </w:pPr>
+            <w:r/>
+            <w:r>
+              <w:rPr>
+                <w:rFonts w:ascii="Microsoft YaHei" w:hAnsi="Microsoft YaHei"/>
+                <w:sz w:val="18"/>
+              </w:rPr>
+              <w:t>6630万</w:t>
+            </w:r>
+          </w:p>
+        </w:tc>
+      </w:tr>
+      <w:tr>
+        <w:tc>
+          <w:tcPr>
+            <w:tcW w:type="dxa" w:w="2266"/>
             <w:shd w:fill="F8F9FA" w:val="clear"/>
           </w:tcPr>
           <w:p>
@@ -1238,13 +1588,13 @@
                 <w:rFonts w:ascii="Microsoft YaHei" w:hAnsi="Microsoft YaHei"/>
                 <w:sz w:val="18"/>
               </w:rPr>
-              <w:t>中单净额</w:t>
+              <w:t>中单</w:t>
             </w:r>
           </w:p>
         </w:tc>
         <w:tc>
           <w:tcPr>
-            <w:tcW w:type="dxa" w:w="4533"/>
+            <w:tcW w:type="dxa" w:w="2266"/>
             <w:shd w:fill="F8F9FA" w:val="clear"/>
           </w:tcPr>
           <w:p>
@@ -1259,15 +1609,14 @@
                 <w:color w:val="1A1A1A"/>
                 <w:sz w:val="18"/>
               </w:rPr>
-              <w:t>+12,636.9万元</w:t>
+              <w:t>+2.37亿</w:t>
             </w:r>
           </w:p>
         </w:tc>
-      </w:tr>
-      <w:tr>
         <w:tc>
           <w:tcPr>
-            <w:tcW w:type="dxa" w:w="4533"/>
+            <w:tcW w:type="dxa" w:w="2266"/>
+            <w:shd w:fill="F8F9FA" w:val="clear"/>
           </w:tcPr>
           <w:p>
             <w:pPr>
@@ -1279,13 +1628,14 @@
                 <w:rFonts w:ascii="Microsoft YaHei" w:hAnsi="Microsoft YaHei"/>
                 <w:sz w:val="18"/>
               </w:rPr>
-              <w:t>小单净额</w:t>
+              <w:t>10.27亿</w:t>
             </w:r>
           </w:p>
         </w:tc>
         <w:tc>
           <w:tcPr>
-            <w:tcW w:type="dxa" w:w="4533"/>
+            <w:tcW w:type="dxa" w:w="2266"/>
+            <w:shd w:fill="F8F9FA" w:val="clear"/>
           </w:tcPr>
           <w:p>
             <w:pPr>
@@ -1297,7 +1647,7 @@
                 <w:rFonts w:ascii="Microsoft YaHei" w:hAnsi="Microsoft YaHei"/>
                 <w:sz w:val="18"/>
               </w:rPr>
-              <w:t>+2,586.7万元</w:t>
+              <w:t>7.90亿</w:t>
             </w:r>
           </w:p>
         </w:tc>
@@ -1305,7 +1655,83 @@
       <w:tr>
         <w:tc>
           <w:tcPr>
-            <w:tcW w:type="dxa" w:w="4533"/>
+            <w:tcW w:type="dxa" w:w="2266"/>
+          </w:tcPr>
+          <w:p>
+            <w:pPr>
+              <w:spacing w:before="40" w:after="40" w:line="288" w:lineRule="auto"/>
+            </w:pPr>
+            <w:r/>
+            <w:r>
+              <w:rPr>
+                <w:rFonts w:ascii="Microsoft YaHei" w:hAnsi="Microsoft YaHei"/>
+                <w:sz w:val="18"/>
+              </w:rPr>
+              <w:t>小单</w:t>
+            </w:r>
+          </w:p>
+        </w:tc>
+        <w:tc>
+          <w:tcPr>
+            <w:tcW w:type="dxa" w:w="2266"/>
+          </w:tcPr>
+          <w:p>
+            <w:pPr>
+              <w:spacing w:before="40" w:after="40" w:line="288" w:lineRule="auto"/>
+            </w:pPr>
+            <w:r/>
+            <w:r>
+              <w:rPr>
+                <w:rFonts w:ascii="Microsoft YaHei" w:hAnsi="Microsoft YaHei"/>
+                <w:b/>
+                <w:color w:val="1A1A1A"/>
+                <w:sz w:val="18"/>
+              </w:rPr>
+              <w:t>+7357万</w:t>
+            </w:r>
+          </w:p>
+        </w:tc>
+        <w:tc>
+          <w:tcPr>
+            <w:tcW w:type="dxa" w:w="2266"/>
+          </w:tcPr>
+          <w:p>
+            <w:pPr>
+              <w:spacing w:before="40" w:after="40" w:line="288" w:lineRule="auto"/>
+            </w:pPr>
+            <w:r/>
+            <w:r>
+              <w:rPr>
+                <w:rFonts w:ascii="Microsoft YaHei" w:hAnsi="Microsoft YaHei"/>
+                <w:sz w:val="18"/>
+              </w:rPr>
+              <w:t>3.34亿</w:t>
+            </w:r>
+          </w:p>
+        </w:tc>
+        <w:tc>
+          <w:tcPr>
+            <w:tcW w:type="dxa" w:w="2266"/>
+          </w:tcPr>
+          <w:p>
+            <w:pPr>
+              <w:spacing w:before="40" w:after="40" w:line="288" w:lineRule="auto"/>
+            </w:pPr>
+            <w:r/>
+            <w:r>
+              <w:rPr>
+                <w:rFonts w:ascii="Microsoft YaHei" w:hAnsi="Microsoft YaHei"/>
+                <w:sz w:val="18"/>
+              </w:rPr>
+              <w:t>2.60亿</w:t>
+            </w:r>
+          </w:p>
+        </w:tc>
+      </w:tr>
+      <w:tr>
+        <w:tc>
+          <w:tcPr>
+            <w:tcW w:type="dxa" w:w="2266"/>
             <w:shd w:fill="F8F9FA" w:val="clear"/>
           </w:tcPr>
           <w:p>
@@ -1326,7 +1752,7 @@
         </w:tc>
         <w:tc>
           <w:tcPr>
-            <w:tcW w:type="dxa" w:w="4533"/>
+            <w:tcW w:type="dxa" w:w="2266"/>
             <w:shd w:fill="F8F9FA" w:val="clear"/>
           </w:tcPr>
           <w:p>
@@ -1341,13 +1767,87 @@
                 <w:color w:val="1A1A1A"/>
                 <w:sz w:val="18"/>
               </w:rPr>
-              <w:t>+19,356.4万元</w:t>
+              <w:t>+3.44亿</w:t>
+            </w:r>
+          </w:p>
+        </w:tc>
+        <w:tc>
+          <w:tcPr>
+            <w:tcW w:type="dxa" w:w="2266"/>
+            <w:shd w:fill="F8F9FA" w:val="clear"/>
+          </w:tcPr>
+          <w:p>
+            <w:pPr>
+              <w:spacing w:before="40" w:after="40" w:line="288" w:lineRule="auto"/>
+            </w:pPr>
+            <w:r/>
+            <w:r>
+              <w:rPr>
+                <w:rFonts w:ascii="Microsoft YaHei" w:hAnsi="Microsoft YaHei"/>
+                <w:sz w:val="18"/>
+              </w:rPr>
+              <w:t>—</w:t>
+            </w:r>
+          </w:p>
+        </w:tc>
+        <w:tc>
+          <w:tcPr>
+            <w:tcW w:type="dxa" w:w="2266"/>
+            <w:shd w:fill="F8F9FA" w:val="clear"/>
+          </w:tcPr>
+          <w:p>
+            <w:pPr>
+              <w:spacing w:before="40" w:after="40" w:line="288" w:lineRule="auto"/>
+            </w:pPr>
+            <w:r/>
+            <w:r>
+              <w:rPr>
+                <w:rFonts w:ascii="Microsoft YaHei" w:hAnsi="Microsoft YaHei"/>
+                <w:sz w:val="18"/>
+              </w:rPr>
+              <w:t>—</w:t>
             </w:r>
           </w:p>
         </w:tc>
       </w:tr>
     </w:tbl>
     <w:p/>
+    <w:p>
+      <w:r>
+        <w:rPr>
+          <w:rFonts w:ascii="Microsoft YaHei" w:hAnsi="Microsoft YaHei"/>
+        </w:rPr>
+        <w:t xml:space="preserve">上日各类型资金均呈净流入，大单净流入 </w:t>
+      </w:r>
+      <w:r>
+        <w:rPr>
+          <w:rFonts w:ascii="Microsoft YaHei" w:hAnsi="Microsoft YaHei"/>
+          <w:b/>
+          <w:color w:val="1A1A1A"/>
+        </w:rPr>
+        <w:t>3357万</w:t>
+      </w:r>
+      <w:r>
+        <w:rPr>
+          <w:rFonts w:ascii="Microsoft YaHei" w:hAnsi="Microsoft YaHei"/>
+        </w:rPr>
+        <w:t xml:space="preserve">，中单净流入 </w:t>
+      </w:r>
+      <w:r>
+        <w:rPr>
+          <w:rFonts w:ascii="Microsoft YaHei" w:hAnsi="Microsoft YaHei"/>
+          <w:b/>
+          <w:color w:val="1A1A1A"/>
+        </w:rPr>
+        <w:t>2.37亿</w:t>
+      </w:r>
+      <w:r>
+        <w:rPr>
+          <w:rFonts w:ascii="Microsoft YaHei" w:hAnsi="Microsoft YaHei"/>
+        </w:rPr>
+        <w:t xml:space="preserve"> 为最大驱动力，显示有主力资金提前布局。</w:t>
+      </w:r>
+    </w:p>
     <w:p>
       <w:pPr>
         <w:spacing w:before="280" w:after="80" w:line="312" w:lineRule="auto"/>
@@ -1359,7 +1859,630 @@
           <w:color w:val="333333"/>
           <w:sz w:val="24"/>
         </w:rPr>
-        <w:t>融资融券（上一交易日）</w:t>
+        <w:t>融资融券</w:t>
+      </w:r>
+    </w:p>
+    <w:tbl>
+      <w:tblPr>
+        <w:tblStyle w:val="TableGrid"/>
+        <w:tblW w:type="auto" w:w="0"/>
+        <w:jc w:val="center"/>
+        <w:tblLayout w:type="autofit"/>
+        <w:tblLook w:firstColumn="1" w:firstRow="1" w:lastColumn="0" w:lastRow="0" w:noHBand="0" w:noVBand="1" w:val="04A0"/>
+      </w:tblPr>
+      <w:tblGrid>
+        <w:gridCol w:w="3022"/>
+        <w:gridCol w:w="3022"/>
+        <w:gridCol w:w="3022"/>
+      </w:tblGrid>
+      <w:tr>
+        <w:tc>
+          <w:tcPr>
+            <w:tcW w:type="dxa" w:w="3022"/>
+            <w:shd w:fill="F6F8FA" w:val="clear"/>
+          </w:tcPr>
+          <w:p>
+            <w:pPr>
+              <w:spacing w:before="40" w:after="40" w:line="288" w:lineRule="auto"/>
+            </w:pPr>
+            <w:r/>
+            <w:r>
+              <w:rPr>
+                <w:rFonts w:ascii="Microsoft YaHei" w:hAnsi="Microsoft YaHei"/>
+                <w:b/>
+                <w:color w:val="1A1A1A"/>
+                <w:sz w:val="18"/>
+              </w:rPr>
+              <w:t>项目</w:t>
+            </w:r>
+          </w:p>
+        </w:tc>
+        <w:tc>
+          <w:tcPr>
+            <w:tcW w:type="dxa" w:w="3022"/>
+            <w:shd w:fill="F6F8FA" w:val="clear"/>
+          </w:tcPr>
+          <w:p>
+            <w:pPr>
+              <w:spacing w:before="40" w:after="40" w:line="288" w:lineRule="auto"/>
+            </w:pPr>
+            <w:r/>
+            <w:r>
+              <w:rPr>
+                <w:rFonts w:ascii="Microsoft YaHei" w:hAnsi="Microsoft YaHei"/>
+                <w:b/>
+                <w:color w:val="1A1A1A"/>
+                <w:sz w:val="18"/>
+              </w:rPr>
+              <w:t>数据</w:t>
+            </w:r>
+          </w:p>
+        </w:tc>
+        <w:tc>
+          <w:tcPr>
+            <w:tcW w:type="dxa" w:w="3022"/>
+            <w:shd w:fill="F6F8FA" w:val="clear"/>
+          </w:tcPr>
+          <w:p>
+            <w:pPr>
+              <w:spacing w:before="40" w:after="40" w:line="288" w:lineRule="auto"/>
+            </w:pPr>
+            <w:r/>
+            <w:r>
+              <w:rPr>
+                <w:rFonts w:ascii="Microsoft YaHei" w:hAnsi="Microsoft YaHei"/>
+                <w:b/>
+                <w:color w:val="1A1A1A"/>
+                <w:sz w:val="18"/>
+              </w:rPr>
+              <w:t>环比变化</w:t>
+            </w:r>
+          </w:p>
+        </w:tc>
+      </w:tr>
+      <w:tr>
+        <w:tc>
+          <w:tcPr>
+            <w:tcW w:type="dxa" w:w="3022"/>
+          </w:tcPr>
+          <w:p>
+            <w:pPr>
+              <w:spacing w:before="40" w:after="40" w:line="288" w:lineRule="auto"/>
+            </w:pPr>
+            <w:r/>
+            <w:r>
+              <w:rPr>
+                <w:rFonts w:ascii="Microsoft YaHei" w:hAnsi="Microsoft YaHei"/>
+                <w:sz w:val="18"/>
+              </w:rPr>
+              <w:t>融资余额</w:t>
+            </w:r>
+          </w:p>
+        </w:tc>
+        <w:tc>
+          <w:tcPr>
+            <w:tcW w:type="dxa" w:w="3022"/>
+          </w:tcPr>
+          <w:p>
+            <w:pPr>
+              <w:spacing w:before="40" w:after="40" w:line="288" w:lineRule="auto"/>
+            </w:pPr>
+            <w:r/>
+            <w:r>
+              <w:rPr>
+                <w:rFonts w:ascii="Microsoft YaHei" w:hAnsi="Microsoft YaHei"/>
+                <w:b/>
+                <w:color w:val="1A1A1A"/>
+                <w:sz w:val="18"/>
+              </w:rPr>
+              <w:t>8.58亿元</w:t>
+            </w:r>
+          </w:p>
+        </w:tc>
+        <w:tc>
+          <w:tcPr>
+            <w:tcW w:type="dxa" w:w="3022"/>
+          </w:tcPr>
+          <w:p>
+            <w:pPr>
+              <w:spacing w:before="40" w:after="40" w:line="288" w:lineRule="auto"/>
+            </w:pPr>
+            <w:r/>
+            <w:r>
+              <w:rPr>
+                <w:rFonts w:ascii="Microsoft YaHei" w:hAnsi="Microsoft YaHei"/>
+                <w:b/>
+                <w:color w:val="1A1A1A"/>
+                <w:sz w:val="18"/>
+              </w:rPr>
+              <w:t>-22.63%</w:t>
+            </w:r>
+          </w:p>
+        </w:tc>
+      </w:tr>
+      <w:tr>
+        <w:tc>
+          <w:tcPr>
+            <w:tcW w:type="dxa" w:w="3022"/>
+            <w:shd w:fill="F8F9FA" w:val="clear"/>
+          </w:tcPr>
+          <w:p>
+            <w:pPr>
+              <w:spacing w:before="40" w:after="40" w:line="288" w:lineRule="auto"/>
+            </w:pPr>
+            <w:r/>
+            <w:r>
+              <w:rPr>
+                <w:rFonts w:ascii="Microsoft YaHei" w:hAnsi="Microsoft YaHei"/>
+                <w:sz w:val="18"/>
+              </w:rPr>
+              <w:t>融券余额</w:t>
+            </w:r>
+          </w:p>
+        </w:tc>
+        <w:tc>
+          <w:tcPr>
+            <w:tcW w:type="dxa" w:w="3022"/>
+            <w:shd w:fill="F8F9FA" w:val="clear"/>
+          </w:tcPr>
+          <w:p>
+            <w:pPr>
+              <w:spacing w:before="40" w:after="40" w:line="288" w:lineRule="auto"/>
+            </w:pPr>
+            <w:r/>
+            <w:r>
+              <w:rPr>
+                <w:rFonts w:ascii="Microsoft YaHei" w:hAnsi="Microsoft YaHei"/>
+                <w:sz w:val="18"/>
+              </w:rPr>
+              <w:t>0.24亿元</w:t>
+            </w:r>
+          </w:p>
+        </w:tc>
+        <w:tc>
+          <w:tcPr>
+            <w:tcW w:type="dxa" w:w="3022"/>
+            <w:shd w:fill="F8F9FA" w:val="clear"/>
+          </w:tcPr>
+          <w:p>
+            <w:pPr>
+              <w:spacing w:before="40" w:after="40" w:line="288" w:lineRule="auto"/>
+            </w:pPr>
+            <w:r/>
+            <w:r>
+              <w:rPr>
+                <w:rFonts w:ascii="Microsoft YaHei" w:hAnsi="Microsoft YaHei"/>
+                <w:sz w:val="18"/>
+              </w:rPr>
+              <w:t>-4.01%</w:t>
+            </w:r>
+          </w:p>
+        </w:tc>
+      </w:tr>
+    </w:tbl>
+    <w:p/>
+    <w:p>
+      <w:r>
+        <w:rPr>
+          <w:rFonts w:ascii="Microsoft YaHei" w:hAnsi="Microsoft YaHei"/>
+        </w:rPr>
+        <w:t xml:space="preserve">融资余额单日大幅缩水 </w:t>
+      </w:r>
+      <w:r>
+        <w:rPr>
+          <w:rFonts w:ascii="Microsoft YaHei" w:hAnsi="Microsoft YaHei"/>
+          <w:b/>
+          <w:color w:val="1A1A1A"/>
+        </w:rPr>
+        <w:t>22.63%</w:t>
+      </w:r>
+      <w:r>
+        <w:rPr>
+          <w:rFonts w:ascii="Microsoft YaHei" w:hAnsi="Microsoft YaHei"/>
+        </w:rPr>
+        <w:t>，是近期的重要信号。融资客大规模偿还，可能是对短期走势的悲观预期，也可能是前期获利了结。</w:t>
+      </w:r>
+    </w:p>
+    <w:p>
+      <w:pPr>
+        <w:spacing w:before="240" w:after="240"/>
+        <w:pBdr>
+          <w:bottom w:val="single" w:sz="4" w:space="1" w:color="D0D7DE"/>
+        </w:pBdr>
+      </w:pPr>
+    </w:p>
+    <w:p>
+      <w:pPr>
+        <w:spacing w:before="360" w:after="80" w:line="288" w:lineRule="auto"/>
+        <w:pBdr>
+          <w:bottom w:val="single" w:sz="4" w:space="4" w:color="D0D7DE"/>
+        </w:pBdr>
+      </w:pPr>
+      <w:r>
+        <w:rPr>
+          <w:rFonts w:ascii="Microsoft YaHei" w:hAnsi="Microsoft YaHei"/>
+          <w:b/>
+          <w:color w:val="1A1A1A"/>
+          <w:sz w:val="28"/>
+        </w:rPr>
+        <w:t>技术面</w:t>
+      </w:r>
+    </w:p>
+    <w:p>
+      <w:pPr>
+        <w:spacing w:before="280" w:after="80" w:line="312" w:lineRule="auto"/>
+      </w:pPr>
+      <w:r>
+        <w:rPr>
+          <w:rFonts w:ascii="Microsoft YaHei" w:hAnsi="Microsoft YaHei"/>
+          <w:b/>
+          <w:color w:val="333333"/>
+          <w:sz w:val="24"/>
+        </w:rPr>
+        <w:t>均线系统</w:t>
+      </w:r>
+    </w:p>
+    <w:tbl>
+      <w:tblPr>
+        <w:tblStyle w:val="TableGrid"/>
+        <w:tblW w:type="auto" w:w="0"/>
+        <w:jc w:val="center"/>
+        <w:tblLayout w:type="autofit"/>
+        <w:tblLook w:firstColumn="1" w:firstRow="1" w:lastColumn="0" w:lastRow="0" w:noHBand="0" w:noVBand="1" w:val="04A0"/>
+      </w:tblPr>
+      <w:tblGrid>
+        <w:gridCol w:w="3022"/>
+        <w:gridCol w:w="3022"/>
+        <w:gridCol w:w="3022"/>
+      </w:tblGrid>
+      <w:tr>
+        <w:tc>
+          <w:tcPr>
+            <w:tcW w:type="dxa" w:w="3022"/>
+            <w:shd w:fill="F6F8FA" w:val="clear"/>
+          </w:tcPr>
+          <w:p>
+            <w:pPr>
+              <w:spacing w:before="40" w:after="40" w:line="288" w:lineRule="auto"/>
+            </w:pPr>
+            <w:r/>
+            <w:r>
+              <w:rPr>
+                <w:rFonts w:ascii="Microsoft YaHei" w:hAnsi="Microsoft YaHei"/>
+                <w:b/>
+                <w:color w:val="1A1A1A"/>
+                <w:sz w:val="18"/>
+              </w:rPr>
+              <w:t>均线</w:t>
+            </w:r>
+          </w:p>
+        </w:tc>
+        <w:tc>
+          <w:tcPr>
+            <w:tcW w:type="dxa" w:w="3022"/>
+            <w:shd w:fill="F6F8FA" w:val="clear"/>
+          </w:tcPr>
+          <w:p>
+            <w:pPr>
+              <w:spacing w:before="40" w:after="40" w:line="288" w:lineRule="auto"/>
+            </w:pPr>
+            <w:r/>
+            <w:r>
+              <w:rPr>
+                <w:rFonts w:ascii="Microsoft YaHei" w:hAnsi="Microsoft YaHei"/>
+                <w:b/>
+                <w:color w:val="1A1A1A"/>
+                <w:sz w:val="18"/>
+              </w:rPr>
+              <w:t>价格</w:t>
+            </w:r>
+          </w:p>
+        </w:tc>
+        <w:tc>
+          <w:tcPr>
+            <w:tcW w:type="dxa" w:w="3022"/>
+            <w:shd w:fill="F6F8FA" w:val="clear"/>
+          </w:tcPr>
+          <w:p>
+            <w:pPr>
+              <w:spacing w:before="40" w:after="40" w:line="288" w:lineRule="auto"/>
+            </w:pPr>
+            <w:r/>
+            <w:r>
+              <w:rPr>
+                <w:rFonts w:ascii="Microsoft YaHei" w:hAnsi="Microsoft YaHei"/>
+                <w:b/>
+                <w:color w:val="1A1A1A"/>
+                <w:sz w:val="18"/>
+              </w:rPr>
+              <w:t>偏离度</w:t>
+            </w:r>
+          </w:p>
+        </w:tc>
+      </w:tr>
+      <w:tr>
+        <w:tc>
+          <w:tcPr>
+            <w:tcW w:type="dxa" w:w="3022"/>
+          </w:tcPr>
+          <w:p>
+            <w:pPr>
+              <w:spacing w:before="40" w:after="40" w:line="288" w:lineRule="auto"/>
+            </w:pPr>
+            <w:r/>
+            <w:r>
+              <w:rPr>
+                <w:rFonts w:ascii="Microsoft YaHei" w:hAnsi="Microsoft YaHei"/>
+                <w:sz w:val="18"/>
+              </w:rPr>
+              <w:t>MA5</w:t>
+            </w:r>
+          </w:p>
+        </w:tc>
+        <w:tc>
+          <w:tcPr>
+            <w:tcW w:type="dxa" w:w="3022"/>
+          </w:tcPr>
+          <w:p>
+            <w:pPr>
+              <w:spacing w:before="40" w:after="40" w:line="288" w:lineRule="auto"/>
+            </w:pPr>
+            <w:r/>
+            <w:r>
+              <w:rPr>
+                <w:rFonts w:ascii="Microsoft YaHei" w:hAnsi="Microsoft YaHei"/>
+                <w:sz w:val="18"/>
+              </w:rPr>
+              <w:t>约132.86元</w:t>
+            </w:r>
+          </w:p>
+        </w:tc>
+        <w:tc>
+          <w:tcPr>
+            <w:tcW w:type="dxa" w:w="3022"/>
+          </w:tcPr>
+          <w:p>
+            <w:pPr>
+              <w:spacing w:before="40" w:after="40" w:line="288" w:lineRule="auto"/>
+            </w:pPr>
+            <w:r/>
+            <w:r>
+              <w:rPr>
+                <w:rFonts w:ascii="Microsoft YaHei" w:hAnsi="Microsoft YaHei"/>
+                <w:b/>
+                <w:color w:val="1A1A1A"/>
+                <w:sz w:val="18"/>
+              </w:rPr>
+              <w:t>下方13.6%</w:t>
+            </w:r>
+          </w:p>
+        </w:tc>
+      </w:tr>
+      <w:tr>
+        <w:tc>
+          <w:tcPr>
+            <w:tcW w:type="dxa" w:w="3022"/>
+            <w:shd w:fill="F8F9FA" w:val="clear"/>
+          </w:tcPr>
+          <w:p>
+            <w:pPr>
+              <w:spacing w:before="40" w:after="40" w:line="288" w:lineRule="auto"/>
+            </w:pPr>
+            <w:r/>
+            <w:r>
+              <w:rPr>
+                <w:rFonts w:ascii="Microsoft YaHei" w:hAnsi="Microsoft YaHei"/>
+                <w:sz w:val="18"/>
+              </w:rPr>
+              <w:t>MA10</w:t>
+            </w:r>
+          </w:p>
+        </w:tc>
+        <w:tc>
+          <w:tcPr>
+            <w:tcW w:type="dxa" w:w="3022"/>
+            <w:shd w:fill="F8F9FA" w:val="clear"/>
+          </w:tcPr>
+          <w:p>
+            <w:pPr>
+              <w:spacing w:before="40" w:after="40" w:line="288" w:lineRule="auto"/>
+            </w:pPr>
+            <w:r/>
+            <w:r>
+              <w:rPr>
+                <w:rFonts w:ascii="Microsoft YaHei" w:hAnsi="Microsoft YaHei"/>
+                <w:sz w:val="18"/>
+              </w:rPr>
+              <w:t>约133.37元</w:t>
+            </w:r>
+          </w:p>
+        </w:tc>
+        <w:tc>
+          <w:tcPr>
+            <w:tcW w:type="dxa" w:w="3022"/>
+            <w:shd w:fill="F8F9FA" w:val="clear"/>
+          </w:tcPr>
+          <w:p>
+            <w:pPr>
+              <w:spacing w:before="40" w:after="40" w:line="288" w:lineRule="auto"/>
+            </w:pPr>
+            <w:r/>
+            <w:r>
+              <w:rPr>
+                <w:rFonts w:ascii="Microsoft YaHei" w:hAnsi="Microsoft YaHei"/>
+                <w:b/>
+                <w:color w:val="1A1A1A"/>
+                <w:sz w:val="18"/>
+              </w:rPr>
+              <w:t>下方13.9%</w:t>
+            </w:r>
+          </w:p>
+        </w:tc>
+      </w:tr>
+      <w:tr>
+        <w:tc>
+          <w:tcPr>
+            <w:tcW w:type="dxa" w:w="3022"/>
+          </w:tcPr>
+          <w:p>
+            <w:pPr>
+              <w:spacing w:before="40" w:after="40" w:line="288" w:lineRule="auto"/>
+            </w:pPr>
+            <w:r/>
+            <w:r>
+              <w:rPr>
+                <w:rFonts w:ascii="Microsoft YaHei" w:hAnsi="Microsoft YaHei"/>
+                <w:sz w:val="18"/>
+              </w:rPr>
+              <w:t>MA20（布林中轨）</w:t>
+            </w:r>
+          </w:p>
+        </w:tc>
+        <w:tc>
+          <w:tcPr>
+            <w:tcW w:type="dxa" w:w="3022"/>
+          </w:tcPr>
+          <w:p>
+            <w:pPr>
+              <w:spacing w:before="40" w:after="40" w:line="288" w:lineRule="auto"/>
+            </w:pPr>
+            <w:r/>
+            <w:r>
+              <w:rPr>
+                <w:rFonts w:ascii="Microsoft YaHei" w:hAnsi="Microsoft YaHei"/>
+                <w:sz w:val="18"/>
+              </w:rPr>
+              <w:t>约145.91元</w:t>
+            </w:r>
+          </w:p>
+        </w:tc>
+        <w:tc>
+          <w:tcPr>
+            <w:tcW w:type="dxa" w:w="3022"/>
+          </w:tcPr>
+          <w:p>
+            <w:pPr>
+              <w:spacing w:before="40" w:after="40" w:line="288" w:lineRule="auto"/>
+            </w:pPr>
+            <w:r/>
+            <w:r>
+              <w:rPr>
+                <w:rFonts w:ascii="Microsoft YaHei" w:hAnsi="Microsoft YaHei"/>
+                <w:b/>
+                <w:color w:val="1A1A1A"/>
+                <w:sz w:val="18"/>
+              </w:rPr>
+              <w:t>下方21.3%</w:t>
+            </w:r>
+          </w:p>
+        </w:tc>
+      </w:tr>
+    </w:tbl>
+    <w:p/>
+    <w:p>
+      <w:r>
+        <w:rPr>
+          <w:rFonts w:ascii="Microsoft YaHei" w:hAnsi="Microsoft YaHei"/>
+        </w:rPr>
+        <w:t xml:space="preserve">当前价 </w:t>
+      </w:r>
+      <w:r>
+        <w:rPr>
+          <w:rFonts w:ascii="Microsoft YaHei" w:hAnsi="Microsoft YaHei"/>
+          <w:b/>
+          <w:color w:val="1A1A1A"/>
+        </w:rPr>
+        <w:t>114.77元</w:t>
+      </w:r>
+      <w:r>
+        <w:rPr>
+          <w:rFonts w:ascii="Microsoft YaHei" w:hAnsi="Microsoft YaHei"/>
+        </w:rPr>
+        <w:t xml:space="preserve"> 已大幅跌破所有短期均线系统，</w:t>
+      </w:r>
+      <w:r>
+        <w:rPr>
+          <w:rFonts w:ascii="Microsoft YaHei" w:hAnsi="Microsoft YaHei"/>
+          <w:b/>
+          <w:color w:val="1A1A1A"/>
+        </w:rPr>
+        <w:t>MA5（132.86元）</w:t>
+      </w:r>
+      <w:r>
+        <w:rPr>
+          <w:rFonts w:ascii="Microsoft YaHei" w:hAnsi="Microsoft YaHei"/>
+        </w:rPr>
+        <w:t xml:space="preserve"> 与 </w:t>
+      </w:r>
+      <w:r>
+        <w:rPr>
+          <w:rFonts w:ascii="Microsoft YaHei" w:hAnsi="Microsoft YaHei"/>
+          <w:b/>
+          <w:color w:val="1A1A1A"/>
+        </w:rPr>
+        <w:t>MA10（133.37元）</w:t>
+      </w:r>
+      <w:r>
+        <w:rPr>
+          <w:rFonts w:ascii="Microsoft YaHei" w:hAnsi="Microsoft YaHei"/>
+        </w:rPr>
+        <w:t xml:space="preserve"> 形成死叉向下，股价偏离MA5超 </w:t>
+      </w:r>
+      <w:r>
+        <w:rPr>
+          <w:rFonts w:ascii="Microsoft YaHei" w:hAnsi="Microsoft YaHei"/>
+          <w:b/>
+          <w:color w:val="1A1A1A"/>
+        </w:rPr>
+        <w:t>13%</w:t>
+      </w:r>
+      <w:r>
+        <w:rPr>
+          <w:rFonts w:ascii="Microsoft YaHei" w:hAnsi="Microsoft YaHei"/>
+        </w:rPr>
+        <w:t xml:space="preserve">，偏离MA20超 </w:t>
+      </w:r>
+      <w:r>
+        <w:rPr>
+          <w:rFonts w:ascii="Microsoft YaHei" w:hAnsi="Microsoft YaHei"/>
+          <w:b/>
+          <w:color w:val="1A1A1A"/>
+        </w:rPr>
+        <w:t>21%</w:t>
+      </w:r>
+      <w:r>
+        <w:rPr>
+          <w:rFonts w:ascii="Microsoft YaHei" w:hAnsi="Microsoft YaHei"/>
+        </w:rPr>
+        <w:t xml:space="preserve">，技术上已处于 </w:t>
+      </w:r>
+      <w:r>
+        <w:rPr>
+          <w:rFonts w:ascii="Microsoft YaHei" w:hAnsi="Microsoft YaHei"/>
+          <w:b/>
+          <w:color w:val="1A1A1A"/>
+        </w:rPr>
+        <w:t>严重超卖区域</w:t>
+      </w:r>
+      <w:r>
+        <w:rPr>
+          <w:rFonts w:ascii="Microsoft YaHei" w:hAnsi="Microsoft YaHei"/>
+        </w:rPr>
+        <w:t>。</w:t>
+      </w:r>
+    </w:p>
+    <w:p>
+      <w:pPr>
+        <w:spacing w:before="280" w:after="80" w:line="312" w:lineRule="auto"/>
+      </w:pPr>
+      <w:r>
+        <w:rPr>
+          <w:rFonts w:ascii="Microsoft YaHei" w:hAnsi="Microsoft YaHei"/>
+          <w:b/>
+          <w:color w:val="333333"/>
+          <w:sz w:val="24"/>
+        </w:rPr>
+        <w:t>布林带</w:t>
       </w:r>
     </w:p>
     <w:tbl>
@@ -1413,7 +2536,7 @@
                 <w:color w:val="1A1A1A"/>
                 <w:sz w:val="18"/>
               </w:rPr>
-              <w:t>数据</w:t>
+              <w:t>数值</w:t>
             </w:r>
           </w:p>
         </w:tc>
@@ -1433,7 +2556,7 @@
                 <w:rFonts w:ascii="Microsoft YaHei" w:hAnsi="Microsoft YaHei"/>
                 <w:sz w:val="18"/>
               </w:rPr>
-              <w:t>融资余额</w:t>
+              <w:t>上轨</w:t>
             </w:r>
           </w:p>
         </w:tc>
@@ -1449,34 +2572,9 @@
             <w:r>
               <w:rPr>
                 <w:rFonts w:ascii="Microsoft YaHei" w:hAnsi="Microsoft YaHei"/>
-                <w:b/>
-                <w:color w:val="1A1A1A"/>
                 <w:sz w:val="18"/>
               </w:rPr>
-              <w:t>8.58亿元</w:t>
-            </w:r>
-            <w:r>
-              <w:rPr>
-                <w:rFonts w:ascii="Microsoft YaHei" w:hAnsi="Microsoft YaHei"/>
-                <w:sz w:val="18"/>
-              </w:rPr>
-              <w:t xml:space="preserve">（较前日 </w:t>
-            </w:r>
-            <w:r>
-              <w:rPr>
-                <w:rFonts w:ascii="Microsoft YaHei" w:hAnsi="Microsoft YaHei"/>
-                <w:b/>
-                <w:color w:val="1A1A1A"/>
-                <w:sz w:val="18"/>
-              </w:rPr>
-              <w:t>-22.63%</w:t>
-            </w:r>
-            <w:r>
-              <w:rPr>
-                <w:rFonts w:ascii="Microsoft YaHei" w:hAnsi="Microsoft YaHei"/>
-                <w:sz w:val="18"/>
-              </w:rPr>
-              <w:t>）</w:t>
+              <w:t>177.99元</w:t>
             </w:r>
           </w:p>
         </w:tc>
@@ -1497,7 +2595,7 @@
                 <w:rFonts w:ascii="Microsoft YaHei" w:hAnsi="Microsoft YaHei"/>
                 <w:sz w:val="18"/>
               </w:rPr>
-              <w:t>融券余额</w:t>
+              <w:t>中轨（MA20）</w:t>
             </w:r>
           </w:p>
         </w:tc>
@@ -1516,196 +2614,15 @@
                 <w:rFonts w:ascii="Microsoft YaHei" w:hAnsi="Microsoft YaHei"/>
                 <w:sz w:val="18"/>
               </w:rPr>
-              <w:t xml:space="preserve">0.24亿元（较前日 </w:t>
-            </w:r>
-            <w:r>
-              <w:rPr>
-                <w:rFonts w:ascii="Microsoft YaHei" w:hAnsi="Microsoft YaHei"/>
-                <w:b/>
-                <w:color w:val="1A1A1A"/>
-                <w:sz w:val="18"/>
-              </w:rPr>
-              <w:t>-4.01%</w:t>
-            </w:r>
-            <w:r>
-              <w:rPr>
-                <w:rFonts w:ascii="Microsoft YaHei" w:hAnsi="Microsoft YaHei"/>
-                <w:sz w:val="18"/>
-              </w:rPr>
-              <w:t>）</w:t>
+              <w:t>145.91元</w:t>
             </w:r>
           </w:p>
         </w:tc>
       </w:tr>
-    </w:tbl>
-    <w:p/>
-    <w:p>
-      <w:r>
-        <w:rPr>
-          <w:rFonts w:ascii="Microsoft YaHei" w:hAnsi="Microsoft YaHei"/>
-          <w:b/>
-          <w:color w:val="1A1A1A"/>
-        </w:rPr>
-        <w:t>资金面解读</w:t>
-      </w:r>
-      <w:r>
-        <w:rPr>
-          <w:rFonts w:ascii="Microsoft YaHei" w:hAnsi="Microsoft YaHei"/>
-        </w:rPr>
-        <w:t>：</w:t>
-      </w:r>
-    </w:p>
-    <w:p>
-      <w:pPr>
-        <w:pStyle w:val="ListBullet"/>
-      </w:pPr>
-      <w:r>
-        <w:rPr>
-          <w:rFonts w:ascii="Microsoft YaHei" w:hAnsi="Microsoft YaHei"/>
-        </w:rPr>
-        <w:t xml:space="preserve">今日盘中 </w:t>
-      </w:r>
-      <w:r>
-        <w:rPr>
-          <w:rFonts w:ascii="Microsoft YaHei" w:hAnsi="Microsoft YaHei"/>
-          <w:b/>
-          <w:color w:val="1A1A1A"/>
-        </w:rPr>
-        <w:t>净流入1.94亿元</w:t>
-      </w:r>
-      <w:r>
-        <w:rPr>
-          <w:rFonts w:ascii="Microsoft YaHei" w:hAnsi="Microsoft YaHei"/>
-        </w:rPr>
-        <w:t>，与股价下跌形成背离——说明今日的抛压虽大，但下方承接力度同样强劲，大资金在积极吸筹</w:t>
-      </w:r>
-    </w:p>
-    <w:p>
-      <w:pPr>
-        <w:pStyle w:val="ListBullet"/>
-      </w:pPr>
-      <w:r>
-        <w:rPr>
-          <w:rFonts w:ascii="Microsoft YaHei" w:hAnsi="Microsoft YaHei"/>
-        </w:rPr>
-        <w:t xml:space="preserve">昨日大单净流入 </w:t>
-      </w:r>
-      <w:r>
-        <w:rPr>
-          <w:rFonts w:ascii="Microsoft YaHei" w:hAnsi="Microsoft YaHei"/>
-          <w:b/>
-          <w:color w:val="1A1A1A"/>
-        </w:rPr>
-        <w:t>+4,132.8万元</w:t>
-      </w:r>
-      <w:r>
-        <w:rPr>
-          <w:rFonts w:ascii="Microsoft YaHei" w:hAnsi="Microsoft YaHei"/>
-        </w:rPr>
-        <w:t xml:space="preserve">，中单净流入 </w:t>
-      </w:r>
-      <w:r>
-        <w:rPr>
-          <w:rFonts w:ascii="Microsoft YaHei" w:hAnsi="Microsoft YaHei"/>
-          <w:b/>
-          <w:color w:val="1A1A1A"/>
-        </w:rPr>
-        <w:t>+1.26亿元</w:t>
-      </w:r>
-      <w:r>
-        <w:rPr>
-          <w:rFonts w:ascii="Microsoft YaHei" w:hAnsi="Microsoft YaHei"/>
-        </w:rPr>
-        <w:t>，机构资金已连续两日呈现净买入状态</w:t>
-      </w:r>
-    </w:p>
-    <w:p>
-      <w:pPr>
-        <w:pStyle w:val="ListBullet"/>
-      </w:pPr>
-      <w:r>
-        <w:rPr>
-          <w:rFonts w:ascii="Microsoft YaHei" w:hAnsi="Microsoft YaHei"/>
-        </w:rPr>
-        <w:t xml:space="preserve">融资余额昨日大幅下降 </w:t>
-      </w:r>
-      <w:r>
-        <w:rPr>
-          <w:rFonts w:ascii="Microsoft YaHei" w:hAnsi="Microsoft YaHei"/>
-          <w:b/>
-          <w:color w:val="1A1A1A"/>
-        </w:rPr>
-        <w:t>22.63%</w:t>
-      </w:r>
-      <w:r>
-        <w:rPr>
-          <w:rFonts w:ascii="Microsoft YaHei" w:hAnsi="Microsoft YaHei"/>
-        </w:rPr>
-        <w:t>，说明融资客在大幅偿还——这可能是今日股价承压的原因之一，前期融资盘集中平仓</w:t>
-      </w:r>
-    </w:p>
-    <w:p>
-      <w:pPr>
-        <w:pStyle w:val="ListBullet"/>
-      </w:pPr>
-      <w:r>
-        <w:rPr>
-          <w:rFonts w:ascii="Microsoft YaHei" w:hAnsi="Microsoft YaHei"/>
-          <w:b/>
-          <w:color w:val="1A1A1A"/>
-        </w:rPr>
-        <w:t>外盘144,303手 &gt; 内盘122,965手</w:t>
-      </w:r>
-      <w:r>
-        <w:rPr>
-          <w:rFonts w:ascii="Microsoft YaHei" w:hAnsi="Microsoft YaHei"/>
-        </w:rPr>
-        <w:t>（外盘占比约54%），主动买盘仍占优</w:t>
-      </w:r>
-    </w:p>
-    <w:p>
-      <w:pPr>
-        <w:spacing w:before="240" w:after="240"/>
-        <w:pBdr>
-          <w:bottom w:val="single" w:sz="4" w:space="1" w:color="D0D7DE"/>
-        </w:pBdr>
-      </w:pPr>
-    </w:p>
-    <w:p>
-      <w:pPr>
-        <w:spacing w:before="360" w:after="80" w:line="288" w:lineRule="auto"/>
-        <w:pBdr>
-          <w:bottom w:val="single" w:sz="4" w:space="4" w:color="D0D7DE"/>
-        </w:pBdr>
-      </w:pPr>
-      <w:r>
-        <w:rPr>
-          <w:rFonts w:ascii="Microsoft YaHei" w:hAnsi="Microsoft YaHei"/>
-          <w:b/>
-          <w:color w:val="1A1A1A"/>
-          <w:sz w:val="28"/>
-        </w:rPr>
-        <w:t>技术面</w:t>
-      </w:r>
-    </w:p>
-    <w:tbl>
-      <w:tblPr>
-        <w:tblStyle w:val="TableGrid"/>
-        <w:tblW w:type="auto" w:w="0"/>
-        <w:jc w:val="center"/>
-        <w:tblLayout w:type="autofit"/>
-        <w:tblLook w:firstColumn="1" w:firstRow="1" w:lastColumn="0" w:lastRow="0" w:noHBand="0" w:noVBand="1" w:val="04A0"/>
-      </w:tblPr>
-      <w:tblGrid>
-        <w:gridCol w:w="3022"/>
-        <w:gridCol w:w="3022"/>
-        <w:gridCol w:w="3022"/>
-      </w:tblGrid>
       <w:tr>
         <w:tc>
           <w:tcPr>
-            <w:tcW w:type="dxa" w:w="3022"/>
-            <w:shd w:fill="F6F8FA" w:val="clear"/>
+            <w:tcW w:type="dxa" w:w="4533"/>
           </w:tcPr>
           <w:p>
             <w:pPr>
@@ -1719,317 +2636,13 @@
                 <w:color w:val="1A1A1A"/>
                 <w:sz w:val="18"/>
               </w:rPr>
-              <w:t>指标</w:t>
+              <w:t>下轨</w:t>
             </w:r>
           </w:p>
         </w:tc>
         <w:tc>
           <w:tcPr>
-            <w:tcW w:type="dxa" w:w="3022"/>
-            <w:shd w:fill="F6F8FA" w:val="clear"/>
-          </w:tcPr>
-          <w:p>
-            <w:pPr>
-              <w:spacing w:before="40" w:after="40" w:line="288" w:lineRule="auto"/>
-            </w:pPr>
-            <w:r/>
-            <w:r>
-              <w:rPr>
-                <w:rFonts w:ascii="Microsoft YaHei" w:hAnsi="Microsoft YaHei"/>
-                <w:b/>
-                <w:color w:val="1A1A1A"/>
-                <w:sz w:val="18"/>
-              </w:rPr>
-              <w:t>位置</w:t>
-            </w:r>
-          </w:p>
-        </w:tc>
-        <w:tc>
-          <w:tcPr>
-            <w:tcW w:type="dxa" w:w="3022"/>
-            <w:shd w:fill="F6F8FA" w:val="clear"/>
-          </w:tcPr>
-          <w:p>
-            <w:pPr>
-              <w:spacing w:before="40" w:after="40" w:line="288" w:lineRule="auto"/>
-            </w:pPr>
-            <w:r/>
-            <w:r>
-              <w:rPr>
-                <w:rFonts w:ascii="Microsoft YaHei" w:hAnsi="Microsoft YaHei"/>
-                <w:b/>
-                <w:color w:val="1A1A1A"/>
-                <w:sz w:val="18"/>
-              </w:rPr>
-              <w:t>偏离度</w:t>
-            </w:r>
-          </w:p>
-        </w:tc>
-      </w:tr>
-      <w:tr>
-        <w:tc>
-          <w:tcPr>
-            <w:tcW w:type="dxa" w:w="3022"/>
-          </w:tcPr>
-          <w:p>
-            <w:pPr>
-              <w:spacing w:before="40" w:after="40" w:line="288" w:lineRule="auto"/>
-            </w:pPr>
-            <w:r/>
-            <w:r>
-              <w:rPr>
-                <w:rFonts w:ascii="Microsoft YaHei" w:hAnsi="Microsoft YaHei"/>
-                <w:sz w:val="18"/>
-              </w:rPr>
-              <w:t>MA5（约132.86元）</w:t>
-            </w:r>
-          </w:p>
-        </w:tc>
-        <w:tc>
-          <w:tcPr>
-            <w:tcW w:type="dxa" w:w="3022"/>
-          </w:tcPr>
-          <w:p>
-            <w:pPr>
-              <w:spacing w:before="40" w:after="40" w:line="288" w:lineRule="auto"/>
-            </w:pPr>
-            <w:r/>
-            <w:r>
-              <w:rPr>
-                <w:rFonts w:ascii="Microsoft YaHei" w:hAnsi="Microsoft YaHei"/>
-                <w:b/>
-                <w:color w:val="1A1A1A"/>
-                <w:sz w:val="18"/>
-              </w:rPr>
-              <w:t>当前价下方</w:t>
-            </w:r>
-          </w:p>
-        </w:tc>
-        <w:tc>
-          <w:tcPr>
-            <w:tcW w:type="dxa" w:w="3022"/>
-          </w:tcPr>
-          <w:p>
-            <w:pPr>
-              <w:spacing w:before="40" w:after="40" w:line="288" w:lineRule="auto"/>
-            </w:pPr>
-            <w:r/>
-            <w:r>
-              <w:rPr>
-                <w:rFonts w:ascii="Microsoft YaHei" w:hAnsi="Microsoft YaHei"/>
-                <w:b/>
-                <w:color w:val="1A1A1A"/>
-                <w:sz w:val="18"/>
-              </w:rPr>
-              <w:t>-13.6%</w:t>
-            </w:r>
-          </w:p>
-        </w:tc>
-      </w:tr>
-      <w:tr>
-        <w:tc>
-          <w:tcPr>
-            <w:tcW w:type="dxa" w:w="3022"/>
-            <w:shd w:fill="F8F9FA" w:val="clear"/>
-          </w:tcPr>
-          <w:p>
-            <w:pPr>
-              <w:spacing w:before="40" w:after="40" w:line="288" w:lineRule="auto"/>
-            </w:pPr>
-            <w:r/>
-            <w:r>
-              <w:rPr>
-                <w:rFonts w:ascii="Microsoft YaHei" w:hAnsi="Microsoft YaHei"/>
-                <w:sz w:val="18"/>
-              </w:rPr>
-              <w:t>MA10（约133.37元）</w:t>
-            </w:r>
-          </w:p>
-        </w:tc>
-        <w:tc>
-          <w:tcPr>
-            <w:tcW w:type="dxa" w:w="3022"/>
-            <w:shd w:fill="F8F9FA" w:val="clear"/>
-          </w:tcPr>
-          <w:p>
-            <w:pPr>
-              <w:spacing w:before="40" w:after="40" w:line="288" w:lineRule="auto"/>
-            </w:pPr>
-            <w:r/>
-            <w:r>
-              <w:rPr>
-                <w:rFonts w:ascii="Microsoft YaHei" w:hAnsi="Microsoft YaHei"/>
-                <w:b/>
-                <w:color w:val="1A1A1A"/>
-                <w:sz w:val="18"/>
-              </w:rPr>
-              <w:t>当前价下方</w:t>
-            </w:r>
-          </w:p>
-        </w:tc>
-        <w:tc>
-          <w:tcPr>
-            <w:tcW w:type="dxa" w:w="3022"/>
-            <w:shd w:fill="F8F9FA" w:val="clear"/>
-          </w:tcPr>
-          <w:p>
-            <w:pPr>
-              <w:spacing w:before="40" w:after="40" w:line="288" w:lineRule="auto"/>
-            </w:pPr>
-            <w:r/>
-            <w:r>
-              <w:rPr>
-                <w:rFonts w:ascii="Microsoft YaHei" w:hAnsi="Microsoft YaHei"/>
-                <w:b/>
-                <w:color w:val="1A1A1A"/>
-                <w:sz w:val="18"/>
-              </w:rPr>
-              <w:t>-13.9%</w:t>
-            </w:r>
-          </w:p>
-        </w:tc>
-      </w:tr>
-      <w:tr>
-        <w:tc>
-          <w:tcPr>
-            <w:tcW w:type="dxa" w:w="3022"/>
-          </w:tcPr>
-          <w:p>
-            <w:pPr>
-              <w:spacing w:before="40" w:after="40" w:line="288" w:lineRule="auto"/>
-            </w:pPr>
-            <w:r/>
-            <w:r>
-              <w:rPr>
-                <w:rFonts w:ascii="Microsoft YaHei" w:hAnsi="Microsoft YaHei"/>
-                <w:sz w:val="18"/>
-              </w:rPr>
-              <w:t>MA20/布林中轨（约145.91元）</w:t>
-            </w:r>
-          </w:p>
-        </w:tc>
-        <w:tc>
-          <w:tcPr>
-            <w:tcW w:type="dxa" w:w="3022"/>
-          </w:tcPr>
-          <w:p>
-            <w:pPr>
-              <w:spacing w:before="40" w:after="40" w:line="288" w:lineRule="auto"/>
-            </w:pPr>
-            <w:r/>
-            <w:r>
-              <w:rPr>
-                <w:rFonts w:ascii="Microsoft YaHei" w:hAnsi="Microsoft YaHei"/>
-                <w:b/>
-                <w:color w:val="1A1A1A"/>
-                <w:sz w:val="18"/>
-              </w:rPr>
-              <w:t>当前价下方</w:t>
-            </w:r>
-          </w:p>
-        </w:tc>
-        <w:tc>
-          <w:tcPr>
-            <w:tcW w:type="dxa" w:w="3022"/>
-          </w:tcPr>
-          <w:p>
-            <w:pPr>
-              <w:spacing w:before="40" w:after="40" w:line="288" w:lineRule="auto"/>
-            </w:pPr>
-            <w:r/>
-            <w:r>
-              <w:rPr>
-                <w:rFonts w:ascii="Microsoft YaHei" w:hAnsi="Microsoft YaHei"/>
-                <w:b/>
-                <w:color w:val="1A1A1A"/>
-                <w:sz w:val="18"/>
-              </w:rPr>
-              <w:t>-21.3%</w:t>
-            </w:r>
-          </w:p>
-        </w:tc>
-      </w:tr>
-      <w:tr>
-        <w:tc>
-          <w:tcPr>
-            <w:tcW w:type="dxa" w:w="3022"/>
-            <w:shd w:fill="F8F9FA" w:val="clear"/>
-          </w:tcPr>
-          <w:p>
-            <w:pPr>
-              <w:spacing w:before="40" w:after="40" w:line="288" w:lineRule="auto"/>
-            </w:pPr>
-            <w:r/>
-            <w:r>
-              <w:rPr>
-                <w:rFonts w:ascii="Microsoft YaHei" w:hAnsi="Microsoft YaHei"/>
-                <w:sz w:val="18"/>
-              </w:rPr>
-              <w:t>布林带上轨</w:t>
-            </w:r>
-          </w:p>
-        </w:tc>
-        <w:tc>
-          <w:tcPr>
-            <w:tcW w:type="dxa" w:w="3022"/>
-            <w:shd w:fill="F8F9FA" w:val="clear"/>
-          </w:tcPr>
-          <w:p>
-            <w:pPr>
-              <w:spacing w:before="40" w:after="40" w:line="288" w:lineRule="auto"/>
-            </w:pPr>
-            <w:r/>
-            <w:r>
-              <w:rPr>
-                <w:rFonts w:ascii="Microsoft YaHei" w:hAnsi="Microsoft YaHei"/>
-                <w:sz w:val="18"/>
-              </w:rPr>
-              <w:t>177.99元</w:t>
-            </w:r>
-          </w:p>
-        </w:tc>
-        <w:tc>
-          <w:tcPr>
-            <w:tcW w:type="dxa" w:w="3022"/>
-            <w:shd w:fill="F8F9FA" w:val="clear"/>
-          </w:tcPr>
-          <w:p>
-            <w:pPr>
-              <w:spacing w:before="40" w:after="40" w:line="288" w:lineRule="auto"/>
-            </w:pPr>
-            <w:r/>
-            <w:r>
-              <w:rPr>
-                <w:rFonts w:ascii="Microsoft YaHei" w:hAnsi="Microsoft YaHei"/>
-                <w:sz w:val="18"/>
-              </w:rPr>
-              <w:t>—</w:t>
-            </w:r>
-          </w:p>
-        </w:tc>
-      </w:tr>
-      <w:tr>
-        <w:tc>
-          <w:tcPr>
-            <w:tcW w:type="dxa" w:w="3022"/>
-          </w:tcPr>
-          <w:p>
-            <w:pPr>
-              <w:spacing w:before="40" w:after="40" w:line="288" w:lineRule="auto"/>
-            </w:pPr>
-            <w:r/>
-            <w:r>
-              <w:rPr>
-                <w:rFonts w:ascii="Microsoft YaHei" w:hAnsi="Microsoft YaHei"/>
-                <w:sz w:val="18"/>
-              </w:rPr>
-              <w:t>布林带下轨</w:t>
-            </w:r>
-          </w:p>
-        </w:tc>
-        <w:tc>
-          <w:tcPr>
-            <w:tcW w:type="dxa" w:w="3022"/>
+            <w:tcW w:type="dxa" w:w="4533"/>
           </w:tcPr>
           <w:p>
             <w:pPr>
@@ -2047,9 +2660,12 @@
             </w:r>
           </w:p>
         </w:tc>
+      </w:tr>
+      <w:tr>
         <w:tc>
           <w:tcPr>
-            <w:tcW w:type="dxa" w:w="3022"/>
+            <w:tcW w:type="dxa" w:w="4533"/>
+            <w:shd w:fill="F8F9FA" w:val="clear"/>
           </w:tcPr>
           <w:p>
             <w:pPr>
@@ -2061,8 +2677,58 @@
                 <w:rFonts w:ascii="Microsoft YaHei" w:hAnsi="Microsoft YaHei"/>
                 <w:sz w:val="18"/>
               </w:rPr>
-              <w:t xml:space="preserve">当前价 </w:t>
+              <w:t>当前价</w:t>
             </w:r>
+          </w:p>
+        </w:tc>
+        <w:tc>
+          <w:tcPr>
+            <w:tcW w:type="dxa" w:w="4533"/>
+            <w:shd w:fill="F8F9FA" w:val="clear"/>
+          </w:tcPr>
+          <w:p>
+            <w:pPr>
+              <w:spacing w:before="40" w:after="40" w:line="288" w:lineRule="auto"/>
+            </w:pPr>
+            <w:r/>
+            <w:r>
+              <w:rPr>
+                <w:rFonts w:ascii="Microsoft YaHei" w:hAnsi="Microsoft YaHei"/>
+                <w:sz w:val="18"/>
+              </w:rPr>
+              <w:t>114.77元</w:t>
+            </w:r>
+          </w:p>
+        </w:tc>
+      </w:tr>
+      <w:tr>
+        <w:tc>
+          <w:tcPr>
+            <w:tcW w:type="dxa" w:w="4533"/>
+          </w:tcPr>
+          <w:p>
+            <w:pPr>
+              <w:spacing w:before="40" w:after="40" w:line="288" w:lineRule="auto"/>
+            </w:pPr>
+            <w:r/>
+            <w:r>
+              <w:rPr>
+                <w:rFonts w:ascii="Microsoft YaHei" w:hAnsi="Microsoft YaHei"/>
+                <w:sz w:val="18"/>
+              </w:rPr>
+              <w:t>距下轨</w:t>
+            </w:r>
+          </w:p>
+        </w:tc>
+        <w:tc>
+          <w:tcPr>
+            <w:tcW w:type="dxa" w:w="4533"/>
+          </w:tcPr>
+          <w:p>
+            <w:pPr>
+              <w:spacing w:before="40" w:after="40" w:line="288" w:lineRule="auto"/>
+            </w:pPr>
+            <w:r/>
             <w:r>
               <w:rPr>
                 <w:rFonts w:ascii="Microsoft YaHei" w:hAnsi="Microsoft YaHei"/>
@@ -2070,23 +2736,7 @@
                 <w:color w:val="1A1A1A"/>
                 <w:sz w:val="18"/>
               </w:rPr>
-              <w:t>114.77元</w:t>
-            </w:r>
-            <w:r>
-              <w:rPr>
-                <w:rFonts w:ascii="Microsoft YaHei" w:hAnsi="Microsoft YaHei"/>
-                <w:sz w:val="18"/>
-              </w:rPr>
-              <w:t xml:space="preserve">，仅高于下轨 </w:t>
-            </w:r>
-            <w:r>
-              <w:rPr>
-                <w:rFonts w:ascii="Microsoft YaHei" w:hAnsi="Microsoft YaHei"/>
-                <w:b/>
-                <w:color w:val="1A1A1A"/>
-                <w:sz w:val="18"/>
-              </w:rPr>
-              <w:t>0.83%</w:t>
+              <w:t>+0.94元（+0.83%）</w:t>
             </w:r>
           </w:p>
         </w:tc>
@@ -2097,27 +2747,8 @@
       <w:r>
         <w:rPr>
           <w:rFonts w:ascii="Microsoft YaHei" w:hAnsi="Microsoft YaHei"/>
-          <w:b/>
-          <w:color w:val="1A1A1A"/>
         </w:rPr>
-        <w:t>技术面研判</w:t>
-      </w:r>
-      <w:r>
-        <w:rPr>
-          <w:rFonts w:ascii="Microsoft YaHei" w:hAnsi="Microsoft YaHei"/>
-        </w:rPr>
-        <w:t>：</w:t>
-      </w:r>
-    </w:p>
-    <w:p>
-      <w:pPr>
-        <w:pStyle w:val="ListBullet"/>
-      </w:pPr>
-      <w:r>
-        <w:rPr>
-          <w:rFonts w:ascii="Microsoft YaHei" w:hAnsi="Microsoft YaHei"/>
-        </w:rPr>
-        <w:t xml:space="preserve">股价已全线跌破MA5、MA10和MA20短期均线系统，呈 </w:t>
+        <w:t xml:space="preserve">布林带下轨位于 </w:t>
       </w:r>
       <w:r>
         <w:rPr>
@@ -2125,24 +2756,13 @@
           <w:b/>
           <w:color w:val="1A1A1A"/>
         </w:rPr>
-        <w:t>空头排列</w:t>
+        <w:t>113.83元</w:t>
       </w:r>
       <w:r>
         <w:rPr>
           <w:rFonts w:ascii="Microsoft YaHei" w:hAnsi="Microsoft YaHei"/>
         </w:rPr>
-        <w:t>，短期趋势偏弱</w:t>
-      </w:r>
-    </w:p>
-    <w:p>
-      <w:pPr>
-        <w:pStyle w:val="ListBullet"/>
-      </w:pPr>
-      <w:r>
-        <w:rPr>
-          <w:rFonts w:ascii="Microsoft YaHei" w:hAnsi="Microsoft YaHei"/>
-        </w:rPr>
-        <w:t xml:space="preserve">当前价 </w:t>
+        <w:t xml:space="preserve">，当前价 </w:t>
       </w:r>
       <w:r>
         <w:rPr>
@@ -2156,7 +2776,7 @@
         <w:rPr>
           <w:rFonts w:ascii="Microsoft YaHei" w:hAnsi="Microsoft YaHei"/>
         </w:rPr>
-        <w:t xml:space="preserve"> 逼近布林带下轨 </w:t>
+        <w:t xml:space="preserve"> 仅高出下轨 </w:t>
       </w:r>
       <w:r>
         <w:rPr>
@@ -2164,91 +2784,13 @@
           <w:b/>
           <w:color w:val="1A1A1A"/>
         </w:rPr>
-        <w:t>113.83元</w:t>
+        <w:t>0.94元</w:t>
       </w:r>
       <w:r>
         <w:rPr>
           <w:rFonts w:ascii="Microsoft YaHei" w:hAnsi="Microsoft YaHei"/>
         </w:rPr>
-        <w:t xml:space="preserve">，偏离度仅 </w:t>
-      </w:r>
-      <w:r>
-        <w:rPr>
-          <w:rFonts w:ascii="Microsoft YaHei" w:hAnsi="Microsoft YaHei"/>
-          <w:b/>
-          <w:color w:val="1A1A1A"/>
-        </w:rPr>
-        <w:t>+0.83%</w:t>
-      </w:r>
-      <w:r>
-        <w:rPr>
-          <w:rFonts w:ascii="Microsoft YaHei" w:hAnsi="Microsoft YaHei"/>
-        </w:rPr>
-        <w:t>，处于布林带下轨边缘</w:t>
-      </w:r>
-    </w:p>
-    <w:p>
-      <w:pPr>
-        <w:pStyle w:val="ListBullet"/>
-      </w:pPr>
-      <w:r>
-        <w:rPr>
-          <w:rFonts w:ascii="Microsoft YaHei" w:hAnsi="Microsoft YaHei"/>
-        </w:rPr>
-        <w:t xml:space="preserve">从 </w:t>
-      </w:r>
-      <w:r>
-        <w:rPr>
-          <w:rFonts w:ascii="Microsoft YaHei" w:hAnsi="Microsoft YaHei"/>
-          <w:b/>
-          <w:color w:val="1A1A1A"/>
-        </w:rPr>
-        <w:t>120.98元</w:t>
-      </w:r>
-      <w:r>
-        <w:rPr>
-          <w:rFonts w:ascii="Microsoft YaHei" w:hAnsi="Microsoft YaHei"/>
-        </w:rPr>
-        <w:t xml:space="preserve">（今日最高）到 </w:t>
-      </w:r>
-      <w:r>
-        <w:rPr>
-          <w:rFonts w:ascii="Microsoft YaHei" w:hAnsi="Microsoft YaHei"/>
-          <w:b/>
-          <w:color w:val="1A1A1A"/>
-        </w:rPr>
-        <w:t>110.25元</w:t>
-      </w:r>
-      <w:r>
-        <w:rPr>
-          <w:rFonts w:ascii="Microsoft YaHei" w:hAnsi="Microsoft YaHei"/>
-        </w:rPr>
-        <w:t xml:space="preserve">（今日最低）的大幅波动，表明多空在 </w:t>
-      </w:r>
-      <w:r>
-        <w:rPr>
-          <w:rFonts w:ascii="Microsoft YaHei" w:hAnsi="Microsoft YaHei"/>
-          <w:b/>
-          <w:color w:val="1A1A1A"/>
-        </w:rPr>
-        <w:t>110~121元</w:t>
-      </w:r>
-      <w:r>
-        <w:rPr>
-          <w:rFonts w:ascii="Microsoft YaHei" w:hAnsi="Microsoft YaHei"/>
-        </w:rPr>
-        <w:t xml:space="preserve"> 区间激烈争夺</w:t>
-      </w:r>
-    </w:p>
-    <w:p>
-      <w:pPr>
-        <w:pStyle w:val="ListBullet"/>
-      </w:pPr>
-      <w:r>
-        <w:rPr>
-          <w:rFonts w:ascii="Microsoft YaHei" w:hAnsi="Microsoft YaHei"/>
-        </w:rPr>
-        <w:t>若股价跌破布林下轨113.83元，可能触发进一步的技术性止损盘；若能守住该位置，则存在技术性反弹需求</w:t>
+        <w:t>（+0.83%），股价已几乎触及布林带下轨支撑。在严重超卖的情况下，下轨附近存在技术性反弹的需求，但需观察能否有效守住。</w:t>
       </w:r>
     </w:p>
     <w:p>
@@ -2277,97 +2819,11 @@
       </w:r>
     </w:p>
     <w:p>
-      <w:pPr>
-        <w:spacing w:before="280" w:after="80" w:line="312" w:lineRule="auto"/>
-      </w:pPr>
-      <w:r>
-        <w:rPr>
-          <w:rFonts w:ascii="Microsoft YaHei" w:hAnsi="Microsoft YaHei"/>
-          <w:b/>
-          <w:color w:val="333333"/>
-          <w:sz w:val="24"/>
-        </w:rPr>
-        <w:t>重大事件一：斩获14.65亿美元AIDC燃机订单</w:t>
-      </w:r>
-    </w:p>
-    <w:p>
       <w:r>
         <w:rPr>
           <w:rFonts w:ascii="Microsoft YaHei" w:hAnsi="Microsoft YaHei"/>
         </w:rPr>
-        <w:t xml:space="preserve">根据多家媒体报道，杰瑞股份获得 </w:t>
-      </w:r>
-      <w:r>
-        <w:rPr>
-          <w:rFonts w:ascii="Microsoft YaHei" w:hAnsi="Microsoft YaHei"/>
-          <w:b/>
-          <w:color w:val="1A1A1A"/>
-        </w:rPr>
-        <w:t>14.65亿美元</w:t>
-      </w:r>
-      <w:r>
-        <w:rPr>
-          <w:rFonts w:ascii="Microsoft YaHei" w:hAnsi="Microsoft YaHei"/>
-        </w:rPr>
-        <w:t xml:space="preserve">（约合人民币超百亿元）的发电机组订单，中信建投证券随即给予 </w:t>
-      </w:r>
-      <w:r>
-        <w:rPr>
-          <w:rFonts w:ascii="Microsoft YaHei" w:hAnsi="Microsoft YaHei"/>
-          <w:b/>
-          <w:color w:val="1A1A1A"/>
-        </w:rPr>
-        <w:t>"买入"</w:t>
-      </w:r>
-      <w:r>
-        <w:rPr>
-          <w:rFonts w:ascii="Microsoft YaHei" w:hAnsi="Microsoft YaHei"/>
-        </w:rPr>
-        <w:t xml:space="preserve"> 评级。该订单涉及AI数据中心（AIDC）的燃气轮机发电机组供应，是公司历史上罕见的超大额订单，彰显了公司在燃气轮机和能源装备领域的 </w:t>
-      </w:r>
-      <w:r>
-        <w:rPr>
-          <w:rFonts w:ascii="Microsoft YaHei" w:hAnsi="Microsoft YaHei"/>
-          <w:b/>
-          <w:color w:val="1A1A1A"/>
-        </w:rPr>
-        <w:t>全球竞争力</w:t>
-      </w:r>
-      <w:r>
-        <w:rPr>
-          <w:rFonts w:ascii="Microsoft YaHei" w:hAnsi="Microsoft YaHei"/>
-        </w:rPr>
-        <w:t>。</w:t>
-      </w:r>
-    </w:p>
-    <w:p>
-      <w:r>
-        <w:rPr>
-          <w:rFonts w:ascii="Microsoft YaHei" w:hAnsi="Microsoft YaHei"/>
-          <w:b/>
-          <w:color w:val="1A1A1A"/>
-        </w:rPr>
-        <w:t>影响判断</w:t>
-      </w:r>
-      <w:r>
-        <w:rPr>
-          <w:rFonts w:ascii="Microsoft YaHei" w:hAnsi="Microsoft YaHei"/>
-        </w:rPr>
-        <w:t xml:space="preserve">：重大利好，打开了杰瑞在 </w:t>
-      </w:r>
-      <w:r>
-        <w:rPr>
-          <w:rFonts w:ascii="Microsoft YaHei" w:hAnsi="Microsoft YaHei"/>
-          <w:b/>
-          <w:color w:val="1A1A1A"/>
-        </w:rPr>
-        <w:t>AI数据中心能源配套</w:t>
-      </w:r>
-      <w:r>
-        <w:rPr>
-          <w:rFonts w:ascii="Microsoft YaHei" w:hAnsi="Microsoft YaHei"/>
-        </w:rPr>
-        <w:t xml:space="preserve"> 这一高景气赛道的成长空间，对公司中长期业绩构成强力支撑。</w:t>
+        <w:t>由于各新闻源（百度、新浪、同花顺、巨潮等）抓取均返回失败，本报告未能获取杰瑞股份最新的公司公告、互动问答或行业资讯内容。</w:t>
       </w:r>
     </w:p>
     <w:p>
@@ -2381,15 +2837,26 @@
           <w:color w:val="333333"/>
           <w:sz w:val="24"/>
         </w:rPr>
-        <w:t>重大事件二：董事长、副总裁增持落地</w:t>
+        <w:t>板块热点参考</w:t>
       </w:r>
     </w:p>
     <w:p>
+      <w:pPr>
+        <w:pStyle w:val="ListBullet"/>
+      </w:pPr>
+      <w:r>
+        <w:rPr>
+          <w:rFonts w:ascii="Microsoft YaHei" w:hAnsi="Microsoft YaHei"/>
+          <w:b/>
+          <w:color w:val="1A1A1A"/>
+        </w:rPr>
+        <w:t>化工板块（+1.24%）</w:t>
+      </w:r>
       <w:r>
         <w:rPr>
           <w:rFonts w:ascii="Microsoft YaHei" w:hAnsi="Microsoft YaHei"/>
         </w:rPr>
-        <w:t xml:space="preserve">公司公告，董事长李志勇、副总裁等高管合计增持 </w:t>
+        <w:t xml:space="preserve">：受中信建投研报提振，6月化工品出口同比增长 </w:t>
       </w:r>
       <w:r>
         <w:rPr>
@@ -2397,129 +2864,32 @@
           <w:b/>
           <w:color w:val="1A1A1A"/>
         </w:rPr>
-        <w:t>6.69万股</w:t>
+        <w:t>22.7%</w:t>
       </w:r>
       <w:r>
         <w:rPr>
           <w:rFonts w:ascii="Microsoft YaHei" w:hAnsi="Microsoft YaHei"/>
         </w:rPr>
-        <w:t xml:space="preserve">，累计金额约 </w:t>
+        <w:t>，但杰瑞股份主营为油田设备及服务，与化工板块关联度有限。</w:t>
       </w:r>
+    </w:p>
+    <w:p>
+      <w:pPr>
+        <w:pStyle w:val="ListBullet"/>
+      </w:pPr>
       <w:r>
         <w:rPr>
           <w:rFonts w:ascii="Microsoft YaHei" w:hAnsi="Microsoft YaHei"/>
           <w:b/>
           <w:color w:val="1A1A1A"/>
         </w:rPr>
-        <w:t>931万元</w:t>
+        <w:t>能源板块（+2.62%）</w:t>
       </w:r>
       <w:r>
         <w:rPr>
           <w:rFonts w:ascii="Microsoft YaHei" w:hAnsi="Microsoft YaHei"/>
         </w:rPr>
-        <w:t xml:space="preserve">，超增持计划下限 </w:t>
-      </w:r>
-      <w:r>
-        <w:rPr>
-          <w:rFonts w:ascii="Microsoft YaHei" w:hAnsi="Microsoft YaHei"/>
-          <w:b/>
-          <w:color w:val="1A1A1A"/>
-        </w:rPr>
-        <w:t>16.37%</w:t>
-      </w:r>
-      <w:r>
-        <w:rPr>
-          <w:rFonts w:ascii="Microsoft YaHei" w:hAnsi="Microsoft YaHei"/>
-        </w:rPr>
-        <w:t>。根据互动问答信息（7月27日），前期因重大合同涉及内幕信息，高管无法在披露前增持；合同公告后，增持立即执行。</w:t>
-      </w:r>
-    </w:p>
-    <w:p>
-      <w:r>
-        <w:rPr>
-          <w:rFonts w:ascii="Microsoft YaHei" w:hAnsi="Microsoft YaHei"/>
-          <w:b/>
-          <w:color w:val="1A1A1A"/>
-        </w:rPr>
-        <w:t>影响判断</w:t>
-      </w:r>
-      <w:r>
-        <w:rPr>
-          <w:rFonts w:ascii="Microsoft YaHei" w:hAnsi="Microsoft YaHei"/>
-        </w:rPr>
-        <w:t>：高管真金白银增持且超额完成计划，传递了对公司未来发展的强烈信心，同时也回应了市场对"为何迟迟不增持"的疑虑。</w:t>
-      </w:r>
-    </w:p>
-    <w:p>
-      <w:pPr>
-        <w:spacing w:before="280" w:after="80" w:line="312" w:lineRule="auto"/>
-      </w:pPr>
-      <w:r>
-        <w:rPr>
-          <w:rFonts w:ascii="Microsoft YaHei" w:hAnsi="Microsoft YaHei"/>
-          <w:b/>
-          <w:color w:val="333333"/>
-          <w:sz w:val="24"/>
-        </w:rPr>
-        <w:t>重大事件三：股票交易异常波动公告</w:t>
-      </w:r>
-    </w:p>
-    <w:p>
-      <w:r>
-        <w:rPr>
-          <w:rFonts w:ascii="Microsoft YaHei" w:hAnsi="Microsoft YaHei"/>
-        </w:rPr>
-        <w:t>公司于7月28日发布股票交易异常波动公告，经自查不存在应披露而未披露的重大信息。这通常发生在股价短期大幅波动之后，属于例行合规披露。</w:t>
-      </w:r>
-    </w:p>
-    <w:p>
-      <w:pPr>
-        <w:spacing w:before="280" w:after="80" w:line="312" w:lineRule="auto"/>
-      </w:pPr>
-      <w:r>
-        <w:rPr>
-          <w:rFonts w:ascii="Microsoft YaHei" w:hAnsi="Microsoft YaHei"/>
-          <w:b/>
-          <w:color w:val="333333"/>
-          <w:sz w:val="24"/>
-        </w:rPr>
-        <w:t>事件四：融资余额大幅下降</w:t>
-      </w:r>
-    </w:p>
-    <w:p>
-      <w:r>
-        <w:rPr>
-          <w:rFonts w:ascii="Microsoft YaHei" w:hAnsi="Microsoft YaHei"/>
-        </w:rPr>
-        <w:t xml:space="preserve">昨日融资净偿还 </w:t>
-      </w:r>
-      <w:r>
-        <w:rPr>
-          <w:rFonts w:ascii="Microsoft YaHei" w:hAnsi="Microsoft YaHei"/>
-          <w:b/>
-          <w:color w:val="1A1A1A"/>
-        </w:rPr>
-        <w:t>2.511亿元</w:t>
-      </w:r>
-      <w:r>
-        <w:rPr>
-          <w:rFonts w:ascii="Microsoft YaHei" w:hAnsi="Microsoft YaHei"/>
-        </w:rPr>
-        <w:t xml:space="preserve">，融资余额降至 </w:t>
-      </w:r>
-      <w:r>
-        <w:rPr>
-          <w:rFonts w:ascii="Microsoft YaHei" w:hAnsi="Microsoft YaHei"/>
-          <w:b/>
-          <w:color w:val="1A1A1A"/>
-        </w:rPr>
-        <w:t>8.58亿元</w:t>
-      </w:r>
-      <w:r>
-        <w:rPr>
-          <w:rFonts w:ascii="Microsoft YaHei" w:hAnsi="Microsoft YaHei"/>
-        </w:rPr>
-        <w:t>（较前日-22.63%）。融资盘的集中出逃是近期股价承压的重要因素之一。</w:t>
+        <w:t>：行业整体走强，通源石油（+16.41%）、中国海油（+10.01%）等领涨，但杰瑞股份却逆势下跌，表现显著弱于板块。</w:t>
       </w:r>
     </w:p>
     <w:p>
@@ -2547,6 +2917,20 @@
         <w:t>板块关联</w:t>
       </w:r>
     </w:p>
+    <w:p>
+      <w:pPr>
+        <w:spacing w:before="280" w:after="80" w:line="312" w:lineRule="auto"/>
+      </w:pPr>
+      <w:r>
+        <w:rPr>
+          <w:rFonts w:ascii="Microsoft YaHei" w:hAnsi="Microsoft YaHei"/>
+          <w:b/>
+          <w:color w:val="333333"/>
+          <w:sz w:val="24"/>
+        </w:rPr>
+        <w:t>所属板块表现</w:t>
+      </w:r>
+    </w:p>
     <w:tbl>
       <w:tblPr>
         <w:tblStyle w:val="TableGrid"/>
@@ -2556,14 +2940,15 @@
         <w:tblLook w:firstColumn="1" w:firstRow="1" w:lastColumn="0" w:lastRow="0" w:noHBand="0" w:noVBand="1" w:val="04A0"/>
       </w:tblPr>
       <w:tblGrid>
-        <w:gridCol w:w="3022"/>
-        <w:gridCol w:w="3022"/>
-        <w:gridCol w:w="3022"/>
+        <w:gridCol w:w="2266"/>
+        <w:gridCol w:w="2266"/>
+        <w:gridCol w:w="2266"/>
+        <w:gridCol w:w="2266"/>
       </w:tblGrid>
       <w:tr>
         <w:tc>
           <w:tcPr>
-            <w:tcW w:type="dxa" w:w="3022"/>
+            <w:tcW w:type="dxa" w:w="2266"/>
             <w:shd w:fill="F6F8FA" w:val="clear"/>
           </w:tcPr>
           <w:p>
@@ -2584,7 +2969,7 @@
         </w:tc>
         <w:tc>
           <w:tcPr>
-            <w:tcW w:type="dxa" w:w="3022"/>
+            <w:tcW w:type="dxa" w:w="2266"/>
             <w:shd w:fill="F6F8FA" w:val="clear"/>
           </w:tcPr>
           <w:p>
@@ -2599,13 +2984,13 @@
                 <w:color w:val="1A1A1A"/>
                 <w:sz w:val="18"/>
               </w:rPr>
-              <w:t>涨幅</w:t>
+              <w:t>涨跌幅</w:t>
             </w:r>
           </w:p>
         </w:tc>
         <w:tc>
           <w:tcPr>
-            <w:tcW w:type="dxa" w:w="3022"/>
+            <w:tcW w:type="dxa" w:w="2266"/>
             <w:shd w:fill="F6F8FA" w:val="clear"/>
           </w:tcPr>
           <w:p>
@@ -2620,7 +3005,28 @@
                 <w:color w:val="1A1A1A"/>
                 <w:sz w:val="18"/>
               </w:rPr>
-              <w:t>杰瑞在该板块排名</w:t>
+              <w:t>板块内排名</w:t>
+            </w:r>
+          </w:p>
+        </w:tc>
+        <w:tc>
+          <w:tcPr>
+            <w:tcW w:type="dxa" w:w="2266"/>
+            <w:shd w:fill="F6F8FA" w:val="clear"/>
+          </w:tcPr>
+          <w:p>
+            <w:pPr>
+              <w:spacing w:before="40" w:after="40" w:line="288" w:lineRule="auto"/>
+            </w:pPr>
+            <w:r/>
+            <w:r>
+              <w:rPr>
+                <w:rFonts w:ascii="Microsoft YaHei" w:hAnsi="Microsoft YaHei"/>
+                <w:b/>
+                <w:color w:val="1A1A1A"/>
+                <w:sz w:val="18"/>
+              </w:rPr>
+              <w:t>杰瑞表现</w:t>
             </w:r>
           </w:p>
         </w:tc>
@@ -2628,7 +3034,179 @@
       <w:tr>
         <w:tc>
           <w:tcPr>
-            <w:tcW w:type="dxa" w:w="3022"/>
+            <w:tcW w:type="dxa" w:w="2266"/>
+          </w:tcPr>
+          <w:p>
+            <w:pPr>
+              <w:spacing w:before="40" w:after="40" w:line="288" w:lineRule="auto"/>
+            </w:pPr>
+            <w:r/>
+            <w:r>
+              <w:rPr>
+                <w:rFonts w:ascii="Microsoft YaHei" w:hAnsi="Microsoft YaHei"/>
+                <w:sz w:val="18"/>
+              </w:rPr>
+              <w:t>沪深300样本股</w:t>
+            </w:r>
+          </w:p>
+        </w:tc>
+        <w:tc>
+          <w:tcPr>
+            <w:tcW w:type="dxa" w:w="2266"/>
+          </w:tcPr>
+          <w:p>
+            <w:pPr>
+              <w:spacing w:before="40" w:after="40" w:line="288" w:lineRule="auto"/>
+            </w:pPr>
+            <w:r/>
+            <w:r>
+              <w:rPr>
+                <w:rFonts w:ascii="Microsoft YaHei" w:hAnsi="Microsoft YaHei"/>
+                <w:b/>
+                <w:color w:val="1A1A1A"/>
+                <w:sz w:val="18"/>
+              </w:rPr>
+              <w:t>+1.57%</w:t>
+            </w:r>
+          </w:p>
+        </w:tc>
+        <w:tc>
+          <w:tcPr>
+            <w:tcW w:type="dxa" w:w="2266"/>
+          </w:tcPr>
+          <w:p>
+            <w:pPr>
+              <w:spacing w:before="40" w:after="40" w:line="288" w:lineRule="auto"/>
+            </w:pPr>
+            <w:r/>
+            <w:r>
+              <w:rPr>
+                <w:rFonts w:ascii="Microsoft YaHei" w:hAnsi="Microsoft YaHei"/>
+                <w:sz w:val="18"/>
+              </w:rPr>
+              <w:t>276/319（</w:t>
+            </w:r>
+            <w:r>
+              <w:rPr>
+                <w:rFonts w:ascii="Microsoft YaHei" w:hAnsi="Microsoft YaHei"/>
+                <w:b/>
+                <w:color w:val="1A1A1A"/>
+                <w:sz w:val="18"/>
+              </w:rPr>
+              <w:t>后段</w:t>
+            </w:r>
+            <w:r>
+              <w:rPr>
+                <w:rFonts w:ascii="Microsoft YaHei" w:hAnsi="Microsoft YaHei"/>
+                <w:sz w:val="18"/>
+              </w:rPr>
+              <w:t>）</w:t>
+            </w:r>
+          </w:p>
+        </w:tc>
+        <w:tc>
+          <w:tcPr>
+            <w:tcW w:type="dxa" w:w="2266"/>
+          </w:tcPr>
+          <w:p>
+            <w:pPr>
+              <w:spacing w:before="40" w:after="40" w:line="288" w:lineRule="auto"/>
+            </w:pPr>
+            <w:r/>
+            <w:r>
+              <w:rPr>
+                <w:rFonts w:ascii="Microsoft YaHei" w:hAnsi="Microsoft YaHei"/>
+                <w:sz w:val="18"/>
+              </w:rPr>
+              <w:t>显著弱于板块</w:t>
+            </w:r>
+          </w:p>
+        </w:tc>
+      </w:tr>
+      <w:tr>
+        <w:tc>
+          <w:tcPr>
+            <w:tcW w:type="dxa" w:w="2266"/>
+            <w:shd w:fill="F8F9FA" w:val="clear"/>
+          </w:tcPr>
+          <w:p>
+            <w:pPr>
+              <w:spacing w:before="40" w:after="40" w:line="288" w:lineRule="auto"/>
+            </w:pPr>
+            <w:r/>
+            <w:r>
+              <w:rPr>
+                <w:rFonts w:ascii="Microsoft YaHei" w:hAnsi="Microsoft YaHei"/>
+                <w:sz w:val="18"/>
+              </w:rPr>
+              <w:t>页岩气</w:t>
+            </w:r>
+          </w:p>
+        </w:tc>
+        <w:tc>
+          <w:tcPr>
+            <w:tcW w:type="dxa" w:w="2266"/>
+            <w:shd w:fill="F8F9FA" w:val="clear"/>
+          </w:tcPr>
+          <w:p>
+            <w:pPr>
+              <w:spacing w:before="40" w:after="40" w:line="288" w:lineRule="auto"/>
+            </w:pPr>
+            <w:r/>
+            <w:r>
+              <w:rPr>
+                <w:rFonts w:ascii="Microsoft YaHei" w:hAnsi="Microsoft YaHei"/>
+                <w:b/>
+                <w:color w:val="1A1A1A"/>
+                <w:sz w:val="18"/>
+              </w:rPr>
+              <w:t>+0.99%</w:t>
+            </w:r>
+          </w:p>
+        </w:tc>
+        <w:tc>
+          <w:tcPr>
+            <w:tcW w:type="dxa" w:w="2266"/>
+            <w:shd w:fill="F8F9FA" w:val="clear"/>
+          </w:tcPr>
+          <w:p>
+            <w:pPr>
+              <w:spacing w:before="40" w:after="40" w:line="288" w:lineRule="auto"/>
+            </w:pPr>
+            <w:r/>
+            <w:r>
+              <w:rPr>
+                <w:rFonts w:ascii="Microsoft YaHei" w:hAnsi="Microsoft YaHei"/>
+                <w:sz w:val="18"/>
+              </w:rPr>
+              <w:t>37/47（后段）</w:t>
+            </w:r>
+          </w:p>
+        </w:tc>
+        <w:tc>
+          <w:tcPr>
+            <w:tcW w:type="dxa" w:w="2266"/>
+            <w:shd w:fill="F8F9FA" w:val="clear"/>
+          </w:tcPr>
+          <w:p>
+            <w:pPr>
+              <w:spacing w:before="40" w:after="40" w:line="288" w:lineRule="auto"/>
+            </w:pPr>
+            <w:r/>
+            <w:r>
+              <w:rPr>
+                <w:rFonts w:ascii="Microsoft YaHei" w:hAnsi="Microsoft YaHei"/>
+                <w:sz w:val="18"/>
+              </w:rPr>
+              <w:t>弱于板块</w:t>
+            </w:r>
+          </w:p>
+        </w:tc>
+      </w:tr>
+      <w:tr>
+        <w:tc>
+          <w:tcPr>
+            <w:tcW w:type="dxa" w:w="2266"/>
           </w:tcPr>
           <w:p>
             <w:pPr>
@@ -2646,7 +3224,7 @@
         </w:tc>
         <w:tc>
           <w:tcPr>
-            <w:tcW w:type="dxa" w:w="3022"/>
+            <w:tcW w:type="dxa" w:w="2266"/>
           </w:tcPr>
           <w:p>
             <w:pPr>
@@ -2666,7 +3244,7 @@
         </w:tc>
         <w:tc>
           <w:tcPr>
-            <w:tcW w:type="dxa" w:w="3022"/>
+            <w:tcW w:type="dxa" w:w="2266"/>
           </w:tcPr>
           <w:p>
             <w:pPr>
@@ -2678,7 +3256,27 @@
                 <w:rFonts w:ascii="Microsoft YaHei" w:hAnsi="Microsoft YaHei"/>
                 <w:sz w:val="18"/>
               </w:rPr>
-              <w:t>68/83（靠后）</w:t>
+              <w:t>68/83（后段）</w:t>
+            </w:r>
+          </w:p>
+        </w:tc>
+        <w:tc>
+          <w:tcPr>
+            <w:tcW w:type="dxa" w:w="2266"/>
+          </w:tcPr>
+          <w:p>
+            <w:pPr>
+              <w:spacing w:before="40" w:after="40" w:line="288" w:lineRule="auto"/>
+            </w:pPr>
+            <w:r/>
+            <w:r>
+              <w:rPr>
+                <w:rFonts w:ascii="Microsoft YaHei" w:hAnsi="Microsoft YaHei"/>
+                <w:b/>
+                <w:color w:val="1A1A1A"/>
+                <w:sz w:val="18"/>
+              </w:rPr>
+              <w:t>严重弱于板块</w:t>
             </w:r>
           </w:p>
         </w:tc>
@@ -2686,7 +3284,7 @@
       <w:tr>
         <w:tc>
           <w:tcPr>
-            <w:tcW w:type="dxa" w:w="3022"/>
+            <w:tcW w:type="dxa" w:w="2266"/>
             <w:shd w:fill="F8F9FA" w:val="clear"/>
           </w:tcPr>
           <w:p>
@@ -2699,13 +3297,13 @@
                 <w:rFonts w:ascii="Microsoft YaHei" w:hAnsi="Microsoft YaHei"/>
                 <w:sz w:val="18"/>
               </w:rPr>
-              <w:t>能源设备与服务(A股)</w:t>
+              <w:t>能源设备与服务</w:t>
             </w:r>
           </w:p>
         </w:tc>
         <w:tc>
           <w:tcPr>
-            <w:tcW w:type="dxa" w:w="3022"/>
+            <w:tcW w:type="dxa" w:w="2266"/>
             <w:shd w:fill="F8F9FA" w:val="clear"/>
           </w:tcPr>
           <w:p>
@@ -2726,7 +3324,7 @@
         </w:tc>
         <w:tc>
           <w:tcPr>
-            <w:tcW w:type="dxa" w:w="3022"/>
+            <w:tcW w:type="dxa" w:w="2266"/>
             <w:shd w:fill="F8F9FA" w:val="clear"/>
           </w:tcPr>
           <w:p>
@@ -2739,73 +3337,13 @@
                 <w:rFonts w:ascii="Microsoft YaHei" w:hAnsi="Microsoft YaHei"/>
                 <w:sz w:val="18"/>
               </w:rPr>
-              <w:t>20/26（靠后）</w:t>
-            </w:r>
-          </w:p>
-        </w:tc>
-      </w:tr>
-      <w:tr>
-        <w:tc>
-          <w:tcPr>
-            <w:tcW w:type="dxa" w:w="3022"/>
-          </w:tcPr>
-          <w:p>
-            <w:pPr>
-              <w:spacing w:before="40" w:after="40" w:line="288" w:lineRule="auto"/>
-            </w:pPr>
-            <w:r/>
-            <w:r>
-              <w:rPr>
-                <w:rFonts w:ascii="Microsoft YaHei" w:hAnsi="Microsoft YaHei"/>
-                <w:sz w:val="18"/>
-              </w:rPr>
-              <w:t>页岩气概念</w:t>
+              <w:t>20/26（后段）</w:t>
             </w:r>
           </w:p>
         </w:tc>
         <w:tc>
           <w:tcPr>
-            <w:tcW w:type="dxa" w:w="3022"/>
-          </w:tcPr>
-          <w:p>
-            <w:pPr>
-              <w:spacing w:before="40" w:after="40" w:line="288" w:lineRule="auto"/>
-            </w:pPr>
-            <w:r/>
-            <w:r>
-              <w:rPr>
-                <w:rFonts w:ascii="Microsoft YaHei" w:hAnsi="Microsoft YaHei"/>
-                <w:b/>
-                <w:color w:val="1A1A1A"/>
-                <w:sz w:val="18"/>
-              </w:rPr>
-              <w:t>+0.99%</w:t>
-            </w:r>
-          </w:p>
-        </w:tc>
-        <w:tc>
-          <w:tcPr>
-            <w:tcW w:type="dxa" w:w="3022"/>
-          </w:tcPr>
-          <w:p>
-            <w:pPr>
-              <w:spacing w:before="40" w:after="40" w:line="288" w:lineRule="auto"/>
-            </w:pPr>
-            <w:r/>
-            <w:r>
-              <w:rPr>
-                <w:rFonts w:ascii="Microsoft YaHei" w:hAnsi="Microsoft YaHei"/>
-                <w:sz w:val="18"/>
-              </w:rPr>
-              <w:t>37/47（靠后）</w:t>
-            </w:r>
-          </w:p>
-        </w:tc>
-      </w:tr>
-      <w:tr>
-        <w:tc>
-          <w:tcPr>
-            <w:tcW w:type="dxa" w:w="3022"/>
+            <w:tcW w:type="dxa" w:w="2266"/>
             <w:shd w:fill="F8F9FA" w:val="clear"/>
           </w:tcPr>
           <w:p>
@@ -2818,105 +3356,7 @@
                 <w:rFonts w:ascii="Microsoft YaHei" w:hAnsi="Microsoft YaHei"/>
                 <w:sz w:val="18"/>
               </w:rPr>
-              <w:t>沪深300样本股</w:t>
-            </w:r>
-          </w:p>
-        </w:tc>
-        <w:tc>
-          <w:tcPr>
-            <w:tcW w:type="dxa" w:w="3022"/>
-            <w:shd w:fill="F8F9FA" w:val="clear"/>
-          </w:tcPr>
-          <w:p>
-            <w:pPr>
-              <w:spacing w:before="40" w:after="40" w:line="288" w:lineRule="auto"/>
-            </w:pPr>
-            <w:r/>
-            <w:r>
-              <w:rPr>
-                <w:rFonts w:ascii="Microsoft YaHei" w:hAnsi="Microsoft YaHei"/>
-                <w:b/>
-                <w:color w:val="1A1A1A"/>
-                <w:sz w:val="18"/>
-              </w:rPr>
-              <w:t>+1.57%</w:t>
-            </w:r>
-          </w:p>
-        </w:tc>
-        <w:tc>
-          <w:tcPr>
-            <w:tcW w:type="dxa" w:w="3022"/>
-            <w:shd w:fill="F8F9FA" w:val="clear"/>
-          </w:tcPr>
-          <w:p>
-            <w:pPr>
-              <w:spacing w:before="40" w:after="40" w:line="288" w:lineRule="auto"/>
-            </w:pPr>
-            <w:r/>
-            <w:r>
-              <w:rPr>
-                <w:rFonts w:ascii="Microsoft YaHei" w:hAnsi="Microsoft YaHei"/>
-                <w:sz w:val="18"/>
-              </w:rPr>
-              <w:t>276/319（靠后）</w:t>
-            </w:r>
-          </w:p>
-        </w:tc>
-      </w:tr>
-      <w:tr>
-        <w:tc>
-          <w:tcPr>
-            <w:tcW w:type="dxa" w:w="3022"/>
-          </w:tcPr>
-          <w:p>
-            <w:pPr>
-              <w:spacing w:before="40" w:after="40" w:line="288" w:lineRule="auto"/>
-            </w:pPr>
-            <w:r/>
-            <w:r>
-              <w:rPr>
-                <w:rFonts w:ascii="Microsoft YaHei" w:hAnsi="Microsoft YaHei"/>
-                <w:sz w:val="18"/>
-              </w:rPr>
-              <w:t>融资融券板块</w:t>
-            </w:r>
-          </w:p>
-        </w:tc>
-        <w:tc>
-          <w:tcPr>
-            <w:tcW w:type="dxa" w:w="3022"/>
-          </w:tcPr>
-          <w:p>
-            <w:pPr>
-              <w:spacing w:before="40" w:after="40" w:line="288" w:lineRule="auto"/>
-            </w:pPr>
-            <w:r/>
-            <w:r>
-              <w:rPr>
-                <w:rFonts w:ascii="Microsoft YaHei" w:hAnsi="Microsoft YaHei"/>
-                <w:b/>
-                <w:color w:val="1A1A1A"/>
-                <w:sz w:val="18"/>
-              </w:rPr>
-              <w:t>-1.92%</w:t>
-            </w:r>
-          </w:p>
-        </w:tc>
-        <w:tc>
-          <w:tcPr>
-            <w:tcW w:type="dxa" w:w="3022"/>
-          </w:tcPr>
-          <w:p>
-            <w:pPr>
-              <w:spacing w:before="40" w:after="40" w:line="288" w:lineRule="auto"/>
-            </w:pPr>
-            <w:r/>
-            <w:r>
-              <w:rPr>
-                <w:rFonts w:ascii="Microsoft YaHei" w:hAnsi="Microsoft YaHei"/>
-                <w:sz w:val="18"/>
-              </w:rPr>
-              <w:t>2071/3516（中后）</w:t>
+              <w:t>弱于板块</w:t>
             </w:r>
           </w:p>
         </w:tc>
@@ -2927,27 +3367,8 @@
       <w:r>
         <w:rPr>
           <w:rFonts w:ascii="Microsoft YaHei" w:hAnsi="Microsoft YaHei"/>
-          <w:b/>
-          <w:color w:val="1A1A1A"/>
         </w:rPr>
-        <w:t>板块关联解读</w:t>
-      </w:r>
-      <w:r>
-        <w:rPr>
-          <w:rFonts w:ascii="Microsoft YaHei" w:hAnsi="Microsoft YaHei"/>
-        </w:rPr>
-        <w:t>：</w:t>
-      </w:r>
-    </w:p>
-    <w:p>
-      <w:pPr>
-        <w:pStyle w:val="ListBullet"/>
-      </w:pPr>
-      <w:r>
-        <w:rPr>
-          <w:rFonts w:ascii="Microsoft YaHei" w:hAnsi="Microsoft YaHei"/>
-        </w:rPr>
-        <w:t xml:space="preserve">能源板块今日整体强势，中国海油涨停（+10.01%）、通源石油大涨 </w:t>
+        <w:t>杰瑞股份在所有关联板块中均排名靠后，</w:t>
       </w:r>
       <w:r>
         <w:rPr>
@@ -2955,13 +3376,13 @@
           <w:b/>
           <w:color w:val="1A1A1A"/>
         </w:rPr>
-        <w:t>+16.41%</w:t>
+        <w:t>能源板块整体上涨+2.62%</w:t>
       </w:r>
       <w:r>
         <w:rPr>
           <w:rFonts w:ascii="Microsoft YaHei" w:hAnsi="Microsoft YaHei"/>
         </w:rPr>
-        <w:t xml:space="preserve">、山东墨龙涨停（+10.01%），但杰瑞股份却逆势下跌 </w:t>
+        <w:t xml:space="preserve"> 的背景下，个股逆势下跌 </w:t>
       </w:r>
       <w:r>
         <w:rPr>
@@ -2975,7 +3396,7 @@
         <w:rPr>
           <w:rFonts w:ascii="Microsoft YaHei" w:hAnsi="Microsoft YaHei"/>
         </w:rPr>
-        <w:t xml:space="preserve">，属于 </w:t>
+        <w:t xml:space="preserve">，板块与个股走势出现 </w:t>
       </w:r>
       <w:r>
         <w:rPr>
@@ -2983,32 +3404,13 @@
           <w:b/>
           <w:color w:val="1A1A1A"/>
         </w:rPr>
-        <w:t>明显的板块内弱势股</w:t>
-      </w:r>
-    </w:p>
-    <w:p>
-      <w:pPr>
-        <w:pStyle w:val="ListBullet"/>
-      </w:pPr>
-      <w:r>
-        <w:rPr>
-          <w:rFonts w:ascii="Microsoft YaHei" w:hAnsi="Microsoft YaHei"/>
-        </w:rPr>
-        <w:t xml:space="preserve">说明今日杰瑞的下跌并非行业原因，而更多是 </w:t>
-      </w:r>
-      <w:r>
-        <w:rPr>
-          <w:rFonts w:ascii="Microsoft YaHei" w:hAnsi="Microsoft YaHei"/>
-          <w:b/>
-          <w:color w:val="1A1A1A"/>
-        </w:rPr>
-        <w:t>个股层面的资金博弈</w:t>
+        <w:t>近5个百分点的负向偏离</w:t>
       </w:r>
       <w:r>
         <w:rPr>
           <w:rFonts w:ascii="Microsoft YaHei" w:hAnsi="Microsoft YaHei"/>
         </w:rPr>
-        <w:t>——前期涨幅过大后的获利回吐+融资盘平仓压力</w:t>
+        <w:t>，说明市场对其存在特殊的负面定价因素。</w:t>
       </w:r>
     </w:p>
     <w:p>
@@ -3037,245 +3439,13 @@
       </w:r>
     </w:p>
     <w:p>
-      <w:pPr>
-        <w:spacing w:before="280" w:after="80" w:line="312" w:lineRule="auto"/>
-      </w:pPr>
       <w:r>
         <w:rPr>
           <w:rFonts w:ascii="Microsoft YaHei" w:hAnsi="Microsoft YaHei"/>
           <w:b/>
-          <w:color w:val="333333"/>
-          <w:sz w:val="24"/>
+          <w:color w:val="1A1A1A"/>
         </w:rPr>
-        <w:t>核心矛盾：多重利好叠加，为何股价大跌？</w:t>
-      </w:r>
-    </w:p>
-    <w:tbl>
-      <w:tblPr>
-        <w:tblStyle w:val="TableGrid"/>
-        <w:tblW w:type="auto" w:w="0"/>
-        <w:jc w:val="center"/>
-        <w:tblLayout w:type="autofit"/>
-        <w:tblLook w:firstColumn="1" w:firstRow="1" w:lastColumn="0" w:lastRow="0" w:noHBand="0" w:noVBand="1" w:val="04A0"/>
-      </w:tblPr>
-      <w:tblGrid>
-        <w:gridCol w:w="4533"/>
-        <w:gridCol w:w="4533"/>
-      </w:tblGrid>
-      <w:tr>
-        <w:tc>
-          <w:tcPr>
-            <w:tcW w:type="dxa" w:w="4533"/>
-            <w:shd w:fill="F6F8FA" w:val="clear"/>
-          </w:tcPr>
-          <w:p>
-            <w:pPr>
-              <w:spacing w:before="40" w:after="40" w:line="288" w:lineRule="auto"/>
-            </w:pPr>
-            <w:r/>
-            <w:r>
-              <w:rPr>
-                <w:rFonts w:ascii="Microsoft YaHei" w:hAnsi="Microsoft YaHei"/>
-                <w:b/>
-                <w:color w:val="1A1A1A"/>
-                <w:sz w:val="18"/>
-              </w:rPr>
-              <w:t>利好因素</w:t>
-            </w:r>
-          </w:p>
-        </w:tc>
-        <w:tc>
-          <w:tcPr>
-            <w:tcW w:type="dxa" w:w="4533"/>
-            <w:shd w:fill="F6F8FA" w:val="clear"/>
-          </w:tcPr>
-          <w:p>
-            <w:pPr>
-              <w:spacing w:before="40" w:after="40" w:line="288" w:lineRule="auto"/>
-            </w:pPr>
-            <w:r/>
-            <w:r>
-              <w:rPr>
-                <w:rFonts w:ascii="Microsoft YaHei" w:hAnsi="Microsoft YaHei"/>
-                <w:b/>
-                <w:color w:val="1A1A1A"/>
-                <w:sz w:val="18"/>
-              </w:rPr>
-              <w:t>利空/压力因素</w:t>
-            </w:r>
-          </w:p>
-        </w:tc>
-      </w:tr>
-      <w:tr>
-        <w:tc>
-          <w:tcPr>
-            <w:tcW w:type="dxa" w:w="4533"/>
-          </w:tcPr>
-          <w:p>
-            <w:pPr>
-              <w:spacing w:before="40" w:after="40" w:line="288" w:lineRule="auto"/>
-            </w:pPr>
-            <w:r/>
-            <w:r>
-              <w:rPr>
-                <w:rFonts w:ascii="Microsoft YaHei" w:hAnsi="Microsoft YaHei"/>
-                <w:sz w:val="18"/>
-              </w:rPr>
-              <w:t>✅ 14.65亿美元大单落地，打开成长天花板</w:t>
-            </w:r>
-          </w:p>
-        </w:tc>
-        <w:tc>
-          <w:tcPr>
-            <w:tcW w:type="dxa" w:w="4533"/>
-          </w:tcPr>
-          <w:p>
-            <w:pPr>
-              <w:spacing w:before="40" w:after="40" w:line="288" w:lineRule="auto"/>
-            </w:pPr>
-            <w:r/>
-            <w:r>
-              <w:rPr>
-                <w:rFonts w:ascii="Microsoft YaHei" w:hAnsi="Microsoft YaHei"/>
-                <w:sz w:val="18"/>
-              </w:rPr>
-              <w:t>❌ 融资余额单日骤降22.63%，融资盘集中平仓</w:t>
-            </w:r>
-          </w:p>
-        </w:tc>
-      </w:tr>
-      <w:tr>
-        <w:tc>
-          <w:tcPr>
-            <w:tcW w:type="dxa" w:w="4533"/>
-            <w:shd w:fill="F8F9FA" w:val="clear"/>
-          </w:tcPr>
-          <w:p>
-            <w:pPr>
-              <w:spacing w:before="40" w:after="40" w:line="288" w:lineRule="auto"/>
-            </w:pPr>
-            <w:r/>
-            <w:r>
-              <w:rPr>
-                <w:rFonts w:ascii="Microsoft YaHei" w:hAnsi="Microsoft YaHei"/>
-                <w:sz w:val="18"/>
-              </w:rPr>
-              <w:t>✅ 高管增持超额完成，彰显信心</w:t>
-            </w:r>
-          </w:p>
-        </w:tc>
-        <w:tc>
-          <w:tcPr>
-            <w:tcW w:type="dxa" w:w="4533"/>
-            <w:shd w:fill="F8F9FA" w:val="clear"/>
-          </w:tcPr>
-          <w:p>
-            <w:pPr>
-              <w:spacing w:before="40" w:after="40" w:line="288" w:lineRule="auto"/>
-            </w:pPr>
-            <w:r/>
-            <w:r>
-              <w:rPr>
-                <w:rFonts w:ascii="Microsoft YaHei" w:hAnsi="Microsoft YaHei"/>
-                <w:sz w:val="18"/>
-              </w:rPr>
-              <w:t>❌ 股价前期涨幅巨大，获利盘兑现</w:t>
-            </w:r>
-          </w:p>
-        </w:tc>
-      </w:tr>
-      <w:tr>
-        <w:tc>
-          <w:tcPr>
-            <w:tcW w:type="dxa" w:w="4533"/>
-          </w:tcPr>
-          <w:p>
-            <w:pPr>
-              <w:spacing w:before="40" w:after="40" w:line="288" w:lineRule="auto"/>
-            </w:pPr>
-            <w:r/>
-            <w:r>
-              <w:rPr>
-                <w:rFonts w:ascii="Microsoft YaHei" w:hAnsi="Microsoft YaHei"/>
-                <w:sz w:val="18"/>
-              </w:rPr>
-              <w:t>✅ 盘中资金净流入1.94亿，大单持续买入</w:t>
-            </w:r>
-          </w:p>
-        </w:tc>
-        <w:tc>
-          <w:tcPr>
-            <w:tcW w:type="dxa" w:w="4533"/>
-          </w:tcPr>
-          <w:p>
-            <w:pPr>
-              <w:spacing w:before="40" w:after="40" w:line="288" w:lineRule="auto"/>
-            </w:pPr>
-            <w:r/>
-            <w:r>
-              <w:rPr>
-                <w:rFonts w:ascii="Microsoft YaHei" w:hAnsi="Microsoft YaHei"/>
-                <w:sz w:val="18"/>
-              </w:rPr>
-              <w:t>❌ 异常波动公告后情绪降温</w:t>
-            </w:r>
-          </w:p>
-        </w:tc>
-      </w:tr>
-      <w:tr>
-        <w:tc>
-          <w:tcPr>
-            <w:tcW w:type="dxa" w:w="4533"/>
-            <w:shd w:fill="F8F9FA" w:val="clear"/>
-          </w:tcPr>
-          <w:p>
-            <w:pPr>
-              <w:spacing w:before="40" w:after="40" w:line="288" w:lineRule="auto"/>
-            </w:pPr>
-            <w:r/>
-            <w:r>
-              <w:rPr>
-                <w:rFonts w:ascii="Microsoft YaHei" w:hAnsi="Microsoft YaHei"/>
-                <w:sz w:val="18"/>
-              </w:rPr>
-              <w:t>✅ 布林下轨支撑临近（113.83元）</w:t>
-            </w:r>
-          </w:p>
-        </w:tc>
-        <w:tc>
-          <w:tcPr>
-            <w:tcW w:type="dxa" w:w="4533"/>
-            <w:shd w:fill="F8F9FA" w:val="clear"/>
-          </w:tcPr>
-          <w:p>
-            <w:pPr>
-              <w:spacing w:before="40" w:after="40" w:line="288" w:lineRule="auto"/>
-            </w:pPr>
-            <w:r/>
-            <w:r>
-              <w:rPr>
-                <w:rFonts w:ascii="Microsoft YaHei" w:hAnsi="Microsoft YaHei"/>
-                <w:sz w:val="18"/>
-              </w:rPr>
-              <w:t>❌ 短期均线全线破位，技术面偏弱</w:t>
-            </w:r>
-          </w:p>
-        </w:tc>
-      </w:tr>
-    </w:tbl>
-    <w:p/>
-    <w:p>
-      <w:pPr>
-        <w:spacing w:before="280" w:after="80" w:line="312" w:lineRule="auto"/>
-      </w:pPr>
-      <w:r>
-        <w:rPr>
-          <w:rFonts w:ascii="Microsoft YaHei" w:hAnsi="Microsoft YaHei"/>
-          <w:b/>
-          <w:color w:val="333333"/>
-          <w:sz w:val="24"/>
-        </w:rPr>
-        <w:t>主力观点</w:t>
+        <w:t>多头逻辑（支撑因素）：</w:t>
       </w:r>
     </w:p>
     <w:p>
@@ -3288,13 +3458,13 @@
           <w:b/>
           <w:color w:val="1A1A1A"/>
         </w:rPr>
-        <w:t>短期承压，但下方承接有力</w:t>
+        <w:t>资金面有承接</w:t>
       </w:r>
       <w:r>
         <w:rPr>
           <w:rFonts w:ascii="Microsoft YaHei" w:hAnsi="Microsoft YaHei"/>
         </w:rPr>
-        <w:t xml:space="preserve">：融资盘集中平仓是今日主要的抛压来源，但盘中 </w:t>
+        <w:t xml:space="preserve">：今日净流入 </w:t>
       </w:r>
       <w:r>
         <w:rPr>
@@ -3302,13 +3472,13 @@
           <w:b/>
           <w:color w:val="1A1A1A"/>
         </w:rPr>
-        <w:t>净流入1.94亿元</w:t>
+        <w:t>3.44亿元</w:t>
       </w:r>
       <w:r>
         <w:rPr>
           <w:rFonts w:ascii="Microsoft YaHei" w:hAnsi="Microsoft YaHei"/>
         </w:rPr>
-        <w:t xml:space="preserve"> 且连续两日大单净买入，说明有大资金在低位积极接筹。当前股价已逼近布林下轨，短期超卖严重，存在技术性反弹需求。</w:t>
+        <w:t>，资金流入时长显著多于流出，最大单分钟流入近5000万</w:t>
       </w:r>
     </w:p>
     <w:p>
@@ -3321,13 +3491,41 @@
           <w:b/>
           <w:color w:val="1A1A1A"/>
         </w:rPr>
-        <w:t>中长期逻辑强化</w:t>
+        <w:t>技术面严重超卖</w:t>
       </w:r>
       <w:r>
         <w:rPr>
           <w:rFonts w:ascii="Microsoft YaHei" w:hAnsi="Microsoft YaHei"/>
         </w:rPr>
-        <w:t>：14.65亿美元的超大额订单是公司历史上的里程碑式事件，标志着公司在AI数据中心能源装备领域取得实质性突破，打开了新的增长曲线。高管在窗口期结束后立刻增持，进一步印证了管理层对公司价值的认可。</w:t>
+        <w:t xml:space="preserve">：股价偏离MA5达 </w:t>
+      </w:r>
+      <w:r>
+        <w:rPr>
+          <w:rFonts w:ascii="Microsoft YaHei" w:hAnsi="Microsoft YaHei"/>
+          <w:b/>
+          <w:color w:val="1A1A1A"/>
+        </w:rPr>
+        <w:t>-13.6%</w:t>
+      </w:r>
+      <w:r>
+        <w:rPr>
+          <w:rFonts w:ascii="Microsoft YaHei" w:hAnsi="Microsoft YaHei"/>
+        </w:rPr>
+        <w:t xml:space="preserve">，偏离MA20达 </w:t>
+      </w:r>
+      <w:r>
+        <w:rPr>
+          <w:rFonts w:ascii="Microsoft YaHei" w:hAnsi="Microsoft YaHei"/>
+          <w:b/>
+          <w:color w:val="1A1A1A"/>
+        </w:rPr>
+        <w:t>-21.3%</w:t>
+      </w:r>
+      <w:r>
+        <w:rPr>
+          <w:rFonts w:ascii="Microsoft YaHei" w:hAnsi="Microsoft YaHei"/>
+        </w:rPr>
+        <w:t>，已触及布林下轨（113.83元），技术性反弹概率增加</w:t>
       </w:r>
     </w:p>
     <w:p>
@@ -3340,41 +3538,23 @@
           <w:b/>
           <w:color w:val="1A1A1A"/>
         </w:rPr>
-        <w:t>关键观察位</w:t>
+        <w:t>成交量放大</w:t>
       </w:r>
       <w:r>
         <w:rPr>
           <w:rFonts w:ascii="Microsoft YaHei" w:hAnsi="Microsoft YaHei"/>
         </w:rPr>
-        <w:t xml:space="preserve">：短期关注 </w:t>
+        <w:t>：量比1.22，换手率3.87%，交投活跃度上升，多空博弈激烈</w:t>
       </w:r>
+    </w:p>
+    <w:p>
       <w:r>
         <w:rPr>
           <w:rFonts w:ascii="Microsoft YaHei" w:hAnsi="Microsoft YaHei"/>
           <w:b/>
           <w:color w:val="1A1A1A"/>
         </w:rPr>
-        <w:t>布林下轨113.83元</w:t>
-      </w:r>
-      <w:r>
-        <w:rPr>
-          <w:rFonts w:ascii="Microsoft YaHei" w:hAnsi="Microsoft YaHei"/>
-        </w:rPr>
-        <w:t xml:space="preserve"> 的支撑有效性；若能在此位置缩量企稳，则有望迎来修复性反弹。上方阻力位参考 </w:t>
-      </w:r>
-      <w:r>
-        <w:rPr>
-          <w:rFonts w:ascii="Microsoft YaHei" w:hAnsi="Microsoft YaHei"/>
-          <w:b/>
-          <w:color w:val="1A1A1A"/>
-        </w:rPr>
-        <w:t>MA5（约132.86元）</w:t>
-      </w:r>
-      <w:r>
-        <w:rPr>
-          <w:rFonts w:ascii="Microsoft YaHei" w:hAnsi="Microsoft YaHei"/>
-        </w:rPr>
-        <w:t>。</w:t>
+        <w:t>空头逻辑（压制因素）：</w:t>
       </w:r>
     </w:p>
     <w:p>
@@ -3387,13 +3567,116 @@
           <w:b/>
           <w:color w:val="1A1A1A"/>
         </w:rPr>
-        <w:t>风险提示</w:t>
+        <w:t>高开低走、放量下跌</w:t>
       </w:r>
       <w:r>
         <w:rPr>
           <w:rFonts w:ascii="Microsoft YaHei" w:hAnsi="Microsoft YaHei"/>
         </w:rPr>
-        <w:t>：融资余额大幅下降说明杠杆资金在离场，若持续引发连锁反应，不排除进一步下探的可能。此外，市场对超大额订单的消化和情绪沉淀仍需时间。</w:t>
+        <w:t>：形态恶劣，开盘追高资金悉数被套</w:t>
+      </w:r>
+    </w:p>
+    <w:p>
+      <w:pPr>
+        <w:pStyle w:val="ListNumber"/>
+      </w:pPr>
+      <w:r>
+        <w:rPr>
+          <w:rFonts w:ascii="Microsoft YaHei" w:hAnsi="Microsoft YaHei"/>
+          <w:b/>
+          <w:color w:val="1A1A1A"/>
+        </w:rPr>
+        <w:t>融资余额骤降-22.63%</w:t>
+      </w:r>
+      <w:r>
+        <w:rPr>
+          <w:rFonts w:ascii="Microsoft YaHei" w:hAnsi="Microsoft YaHei"/>
+        </w:rPr>
+        <w:t>：杠杆资金大幅撤退，情绪面承压</w:t>
+      </w:r>
+    </w:p>
+    <w:p>
+      <w:pPr>
+        <w:pStyle w:val="ListNumber"/>
+      </w:pPr>
+      <w:r>
+        <w:rPr>
+          <w:rFonts w:ascii="Microsoft YaHei" w:hAnsi="Microsoft YaHei"/>
+          <w:b/>
+          <w:color w:val="1A1A1A"/>
+        </w:rPr>
+        <w:t>板块强势、个股弱势</w:t>
+      </w:r>
+      <w:r>
+        <w:rPr>
+          <w:rFonts w:ascii="Microsoft YaHei" w:hAnsi="Microsoft YaHei"/>
+        </w:rPr>
+        <w:t>：能源板块涨+2.62%，个股却跌-2.28%，隐含市场对其独立利空因素的担忧</w:t>
+      </w:r>
+    </w:p>
+    <w:p>
+      <w:pPr>
+        <w:pStyle w:val="ListNumber"/>
+      </w:pPr>
+      <w:r>
+        <w:rPr>
+          <w:rFonts w:ascii="Microsoft YaHei" w:hAnsi="Microsoft YaHei"/>
+          <w:b/>
+          <w:color w:val="1A1A1A"/>
+        </w:rPr>
+        <w:t>动态PE近50倍</w:t>
+      </w:r>
+      <w:r>
+        <w:rPr>
+          <w:rFonts w:ascii="Microsoft YaHei" w:hAnsi="Microsoft YaHei"/>
+        </w:rPr>
+        <w:t>：估值偏高，回调空间不容忽视</w:t>
+      </w:r>
+    </w:p>
+    <w:p>
+      <w:r>
+        <w:rPr>
+          <w:rFonts w:ascii="Microsoft YaHei" w:hAnsi="Microsoft YaHei"/>
+          <w:b/>
+          <w:color w:val="1A1A1A"/>
+        </w:rPr>
+        <w:t>主力观点：</w:t>
+      </w:r>
+    </w:p>
+    <w:p>
+      <w:r>
+        <w:rPr>
+          <w:rFonts w:ascii="Microsoft YaHei" w:hAnsi="Microsoft YaHei"/>
+        </w:rPr>
+        <w:t xml:space="preserve">今日杰瑞股份呈现典型的 </w:t>
+      </w:r>
+      <w:r>
+        <w:rPr>
+          <w:rFonts w:ascii="Microsoft YaHei" w:hAnsi="Microsoft YaHei"/>
+          <w:b/>
+          <w:color w:val="1A1A1A"/>
+        </w:rPr>
+        <w:t>"放量冲高回落+逆板块下跌"</w:t>
+      </w:r>
+      <w:r>
+        <w:rPr>
+          <w:rFonts w:ascii="Microsoft YaHei" w:hAnsi="Microsoft YaHei"/>
+        </w:rPr>
+        <w:t xml:space="preserve"> 组合，尽管资金面显示净流入3.44亿元有低位承接迹象，但融资余额的急剧萎缩和高开低走的K线形态说明当前多空分歧巨大。股价已逼近布林下轨（113.83元）支撑位，若能守住该位置，存在超跌反弹窗口；若跌破下轨，则下一支撑需看向整数关口 </w:t>
+      </w:r>
+      <w:r>
+        <w:rPr>
+          <w:rFonts w:ascii="Microsoft YaHei" w:hAnsi="Microsoft YaHei"/>
+          <w:b/>
+          <w:color w:val="1A1A1A"/>
+        </w:rPr>
+        <w:t>110元</w:t>
+      </w:r>
+      <w:r>
+        <w:rPr>
+          <w:rFonts w:ascii="Microsoft YaHei" w:hAnsi="Microsoft YaHei"/>
+        </w:rPr>
+        <w:t xml:space="preserve"> 及前期低点区域。建议关注午后能否在布林下轨附近企稳并出现量价配合的反弹信号。</w:t>
       </w:r>
     </w:p>
     <w:p>
@@ -3415,7 +3698,7 @@
         <w:rPr>
           <w:rFonts w:ascii="Microsoft YaHei" w:hAnsi="Microsoft YaHei"/>
         </w:rPr>
-        <w:t>：以上分析基于公开数据，不构成投资建议。股市有风险，投资需谨慎。</w:t>
+        <w:t>：以上分析仅为盘面数据解读，不构成投资建议。股市有风险，投资需谨慎。</w:t>
       </w:r>
     </w:p>
     <w:sectPr>
